--- a/Modelos_documentos/oficio_contrato.docx
+++ b/Modelos_documentos/oficio_contrato.docx
@@ -2551,6 +2551,7 @@
       <w:pPr>
         <w:pStyle w:val="Textoindependiente"/>
         <w:spacing w:before="241"/>
+        <w:ind w:firstLine="708"/>
       </w:pPr>
       <w:r>
         <w:rPr>

--- a/Modelos_documentos/oficio_contrato.docx
+++ b/Modelos_documentos/oficio_contrato.docx
@@ -1,6 +1,6 @@
 
 <file path=word/document.xml><?xml version="1.0" encoding="utf-8"?>
-<w:document xmlns:wpc="http://schemas.microsoft.com/office/word/2010/wordprocessingCanvas" xmlns:cx="http://schemas.microsoft.com/office/drawing/2014/chartex" xmlns:cx1="http://schemas.microsoft.com/office/drawing/2015/9/8/chartex" xmlns:cx2="http://schemas.microsoft.com/office/drawing/2015/10/21/chartex" xmlns:cx3="http://schemas.microsoft.com/office/drawing/2016/5/9/chartex" xmlns:cx4="http://schemas.microsoft.com/office/drawing/2016/5/10/chartex" xmlns:cx5="http://schemas.microsoft.com/office/drawing/2016/5/11/chartex" xmlns:cx6="http://schemas.microsoft.com/office/drawing/2016/5/12/chartex" xmlns:cx7="http://schemas.microsoft.com/office/drawing/2016/5/13/chartex" xmlns:cx8="http://schemas.microsoft.com/office/drawing/2016/5/14/chartex" xmlns:mc="http://schemas.openxmlformats.org/markup-compatibility/2006" xmlns:aink="http://schemas.microsoft.com/office/drawing/2016/ink" xmlns:am3d="http://schemas.microsoft.com/office/drawing/2017/model3d" xmlns:o="urn:schemas-microsoft-com:office:office" xmlns:oel="http://schemas.microsoft.com/office/2019/extlst" xmlns:r="http://schemas.openxmlformats.org/officeDocument/2006/relationships" xmlns:m="http://schemas.openxmlformats.org/officeDocument/2006/math" xmlns:v="urn:schemas-microsoft-com:vml" xmlns:wp14="http://schemas.microsoft.com/office/word/2010/wordprocessingDrawing" xmlns:wp="http://schemas.openxmlformats.org/drawingml/2006/wordprocessingDrawing" xmlns:w10="urn:schemas-microsoft-com:office:word" xmlns:w="http://schemas.openxmlformats.org/wordprocessingml/2006/main" xmlns:w14="http://schemas.microsoft.com/office/word/2010/wordml" xmlns:w15="http://schemas.microsoft.com/office/word/2012/wordml" xmlns:w16cex="http://schemas.microsoft.com/office/word/2018/wordml/cex" xmlns:w16cid="http://schemas.microsoft.com/office/word/2016/wordml/cid" xmlns:w16="http://schemas.microsoft.com/office/word/2018/wordml" xmlns:w16du="http://schemas.microsoft.com/office/word/2023/wordml/word16du" xmlns:w16sdtdh="http://schemas.microsoft.com/office/word/2020/wordml/sdtdatahash" xmlns:w16sdtfl="http://schemas.microsoft.com/office/word/2024/wordml/sdtformatlock" xmlns:w16se="http://schemas.microsoft.com/office/word/2015/wordml/symex" xmlns:wpg="http://schemas.microsoft.com/office/word/2010/wordprocessingGroup" xmlns:wpi="http://schemas.microsoft.com/office/word/2010/wordprocessingInk" xmlns:wne="http://schemas.microsoft.com/office/word/2006/wordml" xmlns:wps="http://schemas.microsoft.com/office/word/2010/wordprocessingShape" mc:Ignorable="w14 w15 w16se w16cid w16 w16cex w16sdtdh w16sdtfl w16du wp14">
+<w:document xmlns:wpc="http://schemas.microsoft.com/office/word/2010/wordprocessingCanvas" xmlns:cx="http://schemas.microsoft.com/office/drawing/2014/chartex" xmlns:mc="http://schemas.openxmlformats.org/markup-compatibility/2006" xmlns:o="urn:schemas-microsoft-com:office:office" xmlns:r="http://schemas.openxmlformats.org/officeDocument/2006/relationships" xmlns:m="http://schemas.openxmlformats.org/officeDocument/2006/math" xmlns:v="urn:schemas-microsoft-com:vml" xmlns:wp14="http://schemas.microsoft.com/office/word/2010/wordprocessingDrawing" xmlns:wp="http://schemas.openxmlformats.org/drawingml/2006/wordprocessingDrawing" xmlns:w10="urn:schemas-microsoft-com:office:word" xmlns:w="http://schemas.openxmlformats.org/wordprocessingml/2006/main" xmlns:w14="http://schemas.microsoft.com/office/word/2010/wordml" xmlns:w15="http://schemas.microsoft.com/office/word/2012/wordml" xmlns:w16se="http://schemas.microsoft.com/office/word/2015/wordml/symex" xmlns:wpg="http://schemas.microsoft.com/office/word/2010/wordprocessingGroup" xmlns:wpi="http://schemas.microsoft.com/office/word/2010/wordprocessingInk" xmlns:wne="http://schemas.microsoft.com/office/word/2006/wordml" xmlns:wps="http://schemas.microsoft.com/office/word/2010/wordprocessingShape" mc:Ignorable="w14 w15 w16se wp14">
   <w:body>
     <w:p>
       <w:pPr>
@@ -495,8 +495,10 @@
           <w:rFonts w:ascii="Garamond" w:eastAsia="Arial MT" w:hAnsi="Garamond" w:cs="Arial"/>
           <w:spacing w:val="1"/>
         </w:rPr>
-        <w:t>híbrida</w:t>
-      </w:r>
+        <w:t>modalidad_servicio</w:t>
+      </w:r>
+      <w:bookmarkStart w:id="0" w:name="_GoBack"/>
+      <w:bookmarkEnd w:id="0"/>
       <w:r>
         <w:rPr>
           <w:rFonts w:ascii="Garamond" w:eastAsia="Arial MT" w:hAnsi="Garamond" w:cs="Arial"/>
@@ -826,7 +828,7 @@
 </file>
 
 <file path=word/endnotes.xml><?xml version="1.0" encoding="utf-8"?>
-<w:endnotes xmlns:wpc="http://schemas.microsoft.com/office/word/2010/wordprocessingCanvas" xmlns:cx="http://schemas.microsoft.com/office/drawing/2014/chartex" xmlns:cx1="http://schemas.microsoft.com/office/drawing/2015/9/8/chartex" xmlns:cx2="http://schemas.microsoft.com/office/drawing/2015/10/21/chartex" xmlns:cx3="http://schemas.microsoft.com/office/drawing/2016/5/9/chartex" xmlns:cx4="http://schemas.microsoft.com/office/drawing/2016/5/10/chartex" xmlns:cx5="http://schemas.microsoft.com/office/drawing/2016/5/11/chartex" xmlns:cx6="http://schemas.microsoft.com/office/drawing/2016/5/12/chartex" xmlns:cx7="http://schemas.microsoft.com/office/drawing/2016/5/13/chartex" xmlns:cx8="http://schemas.microsoft.com/office/drawing/2016/5/14/chartex" xmlns:mc="http://schemas.openxmlformats.org/markup-compatibility/2006" xmlns:aink="http://schemas.microsoft.com/office/drawing/2016/ink" xmlns:am3d="http://schemas.microsoft.com/office/drawing/2017/model3d" xmlns:o="urn:schemas-microsoft-com:office:office" xmlns:oel="http://schemas.microsoft.com/office/2019/extlst" xmlns:r="http://schemas.openxmlformats.org/officeDocument/2006/relationships" xmlns:m="http://schemas.openxmlformats.org/officeDocument/2006/math" xmlns:v="urn:schemas-microsoft-com:vml" xmlns:wp14="http://schemas.microsoft.com/office/word/2010/wordprocessingDrawing" xmlns:wp="http://schemas.openxmlformats.org/drawingml/2006/wordprocessingDrawing" xmlns:w10="urn:schemas-microsoft-com:office:word" xmlns:w="http://schemas.openxmlformats.org/wordprocessingml/2006/main" xmlns:w14="http://schemas.microsoft.com/office/word/2010/wordml" xmlns:w15="http://schemas.microsoft.com/office/word/2012/wordml" xmlns:w16cex="http://schemas.microsoft.com/office/word/2018/wordml/cex" xmlns:w16cid="http://schemas.microsoft.com/office/word/2016/wordml/cid" xmlns:w16="http://schemas.microsoft.com/office/word/2018/wordml" xmlns:w16du="http://schemas.microsoft.com/office/word/2023/wordml/word16du" xmlns:w16sdtdh="http://schemas.microsoft.com/office/word/2020/wordml/sdtdatahash" xmlns:w16sdtfl="http://schemas.microsoft.com/office/word/2024/wordml/sdtformatlock" xmlns:w16se="http://schemas.microsoft.com/office/word/2015/wordml/symex" xmlns:wpg="http://schemas.microsoft.com/office/word/2010/wordprocessingGroup" xmlns:wpi="http://schemas.microsoft.com/office/word/2010/wordprocessingInk" xmlns:wne="http://schemas.microsoft.com/office/word/2006/wordml" xmlns:wps="http://schemas.microsoft.com/office/word/2010/wordprocessingShape" mc:Ignorable="w14 w15 w16se w16cid w16 w16cex w16sdtdh w16sdtfl w16du wp14">
+<w:endnotes xmlns:wpc="http://schemas.microsoft.com/office/word/2010/wordprocessingCanvas" xmlns:cx="http://schemas.microsoft.com/office/drawing/2014/chartex" xmlns:mc="http://schemas.openxmlformats.org/markup-compatibility/2006" xmlns:o="urn:schemas-microsoft-com:office:office" xmlns:r="http://schemas.openxmlformats.org/officeDocument/2006/relationships" xmlns:m="http://schemas.openxmlformats.org/officeDocument/2006/math" xmlns:v="urn:schemas-microsoft-com:vml" xmlns:wp14="http://schemas.microsoft.com/office/word/2010/wordprocessingDrawing" xmlns:wp="http://schemas.openxmlformats.org/drawingml/2006/wordprocessingDrawing" xmlns:w10="urn:schemas-microsoft-com:office:word" xmlns:w="http://schemas.openxmlformats.org/wordprocessingml/2006/main" xmlns:w14="http://schemas.microsoft.com/office/word/2010/wordml" xmlns:w15="http://schemas.microsoft.com/office/word/2012/wordml" xmlns:w16se="http://schemas.microsoft.com/office/word/2015/wordml/symex" xmlns:wpg="http://schemas.microsoft.com/office/word/2010/wordprocessingGroup" xmlns:wpi="http://schemas.microsoft.com/office/word/2010/wordprocessingInk" xmlns:wne="http://schemas.microsoft.com/office/word/2006/wordml" xmlns:wps="http://schemas.microsoft.com/office/word/2010/wordprocessingShape" mc:Ignorable="w14 w15 w16se wp14">
   <w:endnote w:type="separator" w:id="-1">
     <w:p>
       <w:r>
@@ -845,7 +847,7 @@
 </file>
 
 <file path=word/footnotes.xml><?xml version="1.0" encoding="utf-8"?>
-<w:footnotes xmlns:wpc="http://schemas.microsoft.com/office/word/2010/wordprocessingCanvas" xmlns:cx="http://schemas.microsoft.com/office/drawing/2014/chartex" xmlns:cx1="http://schemas.microsoft.com/office/drawing/2015/9/8/chartex" xmlns:cx2="http://schemas.microsoft.com/office/drawing/2015/10/21/chartex" xmlns:cx3="http://schemas.microsoft.com/office/drawing/2016/5/9/chartex" xmlns:cx4="http://schemas.microsoft.com/office/drawing/2016/5/10/chartex" xmlns:cx5="http://schemas.microsoft.com/office/drawing/2016/5/11/chartex" xmlns:cx6="http://schemas.microsoft.com/office/drawing/2016/5/12/chartex" xmlns:cx7="http://schemas.microsoft.com/office/drawing/2016/5/13/chartex" xmlns:cx8="http://schemas.microsoft.com/office/drawing/2016/5/14/chartex" xmlns:mc="http://schemas.openxmlformats.org/markup-compatibility/2006" xmlns:aink="http://schemas.microsoft.com/office/drawing/2016/ink" xmlns:am3d="http://schemas.microsoft.com/office/drawing/2017/model3d" xmlns:o="urn:schemas-microsoft-com:office:office" xmlns:oel="http://schemas.microsoft.com/office/2019/extlst" xmlns:r="http://schemas.openxmlformats.org/officeDocument/2006/relationships" xmlns:m="http://schemas.openxmlformats.org/officeDocument/2006/math" xmlns:v="urn:schemas-microsoft-com:vml" xmlns:wp14="http://schemas.microsoft.com/office/word/2010/wordprocessingDrawing" xmlns:wp="http://schemas.openxmlformats.org/drawingml/2006/wordprocessingDrawing" xmlns:w10="urn:schemas-microsoft-com:office:word" xmlns:w="http://schemas.openxmlformats.org/wordprocessingml/2006/main" xmlns:w14="http://schemas.microsoft.com/office/word/2010/wordml" xmlns:w15="http://schemas.microsoft.com/office/word/2012/wordml" xmlns:w16cex="http://schemas.microsoft.com/office/word/2018/wordml/cex" xmlns:w16cid="http://schemas.microsoft.com/office/word/2016/wordml/cid" xmlns:w16="http://schemas.microsoft.com/office/word/2018/wordml" xmlns:w16du="http://schemas.microsoft.com/office/word/2023/wordml/word16du" xmlns:w16sdtdh="http://schemas.microsoft.com/office/word/2020/wordml/sdtdatahash" xmlns:w16sdtfl="http://schemas.microsoft.com/office/word/2024/wordml/sdtformatlock" xmlns:w16se="http://schemas.microsoft.com/office/word/2015/wordml/symex" xmlns:wpg="http://schemas.microsoft.com/office/word/2010/wordprocessingGroup" xmlns:wpi="http://schemas.microsoft.com/office/word/2010/wordprocessingInk" xmlns:wne="http://schemas.microsoft.com/office/word/2006/wordml" xmlns:wps="http://schemas.microsoft.com/office/word/2010/wordprocessingShape" mc:Ignorable="w14 w15 w16se w16cid w16 w16cex w16sdtdh w16sdtfl w16du wp14">
+<w:footnotes xmlns:wpc="http://schemas.microsoft.com/office/word/2010/wordprocessingCanvas" xmlns:cx="http://schemas.microsoft.com/office/drawing/2014/chartex" xmlns:mc="http://schemas.openxmlformats.org/markup-compatibility/2006" xmlns:o="urn:schemas-microsoft-com:office:office" xmlns:r="http://schemas.openxmlformats.org/officeDocument/2006/relationships" xmlns:m="http://schemas.openxmlformats.org/officeDocument/2006/math" xmlns:v="urn:schemas-microsoft-com:vml" xmlns:wp14="http://schemas.microsoft.com/office/word/2010/wordprocessingDrawing" xmlns:wp="http://schemas.openxmlformats.org/drawingml/2006/wordprocessingDrawing" xmlns:w10="urn:schemas-microsoft-com:office:word" xmlns:w="http://schemas.openxmlformats.org/wordprocessingml/2006/main" xmlns:w14="http://schemas.microsoft.com/office/word/2010/wordml" xmlns:w15="http://schemas.microsoft.com/office/word/2012/wordml" xmlns:w16se="http://schemas.microsoft.com/office/word/2015/wordml/symex" xmlns:wpg="http://schemas.microsoft.com/office/word/2010/wordprocessingGroup" xmlns:wpi="http://schemas.microsoft.com/office/word/2010/wordprocessingInk" xmlns:wne="http://schemas.microsoft.com/office/word/2006/wordml" xmlns:wps="http://schemas.microsoft.com/office/word/2010/wordprocessingShape" mc:Ignorable="w14 w15 w16se wp14">
   <w:footnote w:type="separator" w:id="-1">
     <w:p>
       <w:r>
@@ -864,7 +866,7 @@
 </file>
 
 <file path=word/header1.xml><?xml version="1.0" encoding="utf-8"?>
-<w:hdr xmlns:wpc="http://schemas.microsoft.com/office/word/2010/wordprocessingCanvas" xmlns:cx="http://schemas.microsoft.com/office/drawing/2014/chartex" xmlns:cx1="http://schemas.microsoft.com/office/drawing/2015/9/8/chartex" xmlns:cx2="http://schemas.microsoft.com/office/drawing/2015/10/21/chartex" xmlns:cx3="http://schemas.microsoft.com/office/drawing/2016/5/9/chartex" xmlns:cx4="http://schemas.microsoft.com/office/drawing/2016/5/10/chartex" xmlns:cx5="http://schemas.microsoft.com/office/drawing/2016/5/11/chartex" xmlns:cx6="http://schemas.microsoft.com/office/drawing/2016/5/12/chartex" xmlns:cx7="http://schemas.microsoft.com/office/drawing/2016/5/13/chartex" xmlns:cx8="http://schemas.microsoft.com/office/drawing/2016/5/14/chartex" xmlns:mc="http://schemas.openxmlformats.org/markup-compatibility/2006" xmlns:aink="http://schemas.microsoft.com/office/drawing/2016/ink" xmlns:am3d="http://schemas.microsoft.com/office/drawing/2017/model3d" xmlns:o="urn:schemas-microsoft-com:office:office" xmlns:oel="http://schemas.microsoft.com/office/2019/extlst" xmlns:r="http://schemas.openxmlformats.org/officeDocument/2006/relationships" xmlns:m="http://schemas.openxmlformats.org/officeDocument/2006/math" xmlns:v="urn:schemas-microsoft-com:vml" xmlns:wp14="http://schemas.microsoft.com/office/word/2010/wordprocessingDrawing" xmlns:wp="http://schemas.openxmlformats.org/drawingml/2006/wordprocessingDrawing" xmlns:w10="urn:schemas-microsoft-com:office:word" xmlns:w="http://schemas.openxmlformats.org/wordprocessingml/2006/main" xmlns:w14="http://schemas.microsoft.com/office/word/2010/wordml" xmlns:w15="http://schemas.microsoft.com/office/word/2012/wordml" xmlns:w16cex="http://schemas.microsoft.com/office/word/2018/wordml/cex" xmlns:w16cid="http://schemas.microsoft.com/office/word/2016/wordml/cid" xmlns:w16="http://schemas.microsoft.com/office/word/2018/wordml" xmlns:w16du="http://schemas.microsoft.com/office/word/2023/wordml/word16du" xmlns:w16sdtdh="http://schemas.microsoft.com/office/word/2020/wordml/sdtdatahash" xmlns:w16sdtfl="http://schemas.microsoft.com/office/word/2024/wordml/sdtformatlock" xmlns:w16se="http://schemas.microsoft.com/office/word/2015/wordml/symex" xmlns:wpg="http://schemas.microsoft.com/office/word/2010/wordprocessingGroup" xmlns:wpi="http://schemas.microsoft.com/office/word/2010/wordprocessingInk" xmlns:wne="http://schemas.microsoft.com/office/word/2006/wordml" xmlns:wps="http://schemas.microsoft.com/office/word/2010/wordprocessingShape" mc:Ignorable="w14 w15 w16se w16cid w16 w16cex w16sdtdh w16sdtfl w16du wp14">
+<w:hdr xmlns:wpc="http://schemas.microsoft.com/office/word/2010/wordprocessingCanvas" xmlns:cx="http://schemas.microsoft.com/office/drawing/2014/chartex" xmlns:mc="http://schemas.openxmlformats.org/markup-compatibility/2006" xmlns:o="urn:schemas-microsoft-com:office:office" xmlns:r="http://schemas.openxmlformats.org/officeDocument/2006/relationships" xmlns:m="http://schemas.openxmlformats.org/officeDocument/2006/math" xmlns:v="urn:schemas-microsoft-com:vml" xmlns:wp14="http://schemas.microsoft.com/office/word/2010/wordprocessingDrawing" xmlns:wp="http://schemas.openxmlformats.org/drawingml/2006/wordprocessingDrawing" xmlns:w10="urn:schemas-microsoft-com:office:word" xmlns:w="http://schemas.openxmlformats.org/wordprocessingml/2006/main" xmlns:w14="http://schemas.microsoft.com/office/word/2010/wordml" xmlns:w15="http://schemas.microsoft.com/office/word/2012/wordml" xmlns:w16se="http://schemas.microsoft.com/office/word/2015/wordml/symex" xmlns:wpg="http://schemas.microsoft.com/office/word/2010/wordprocessingGroup" xmlns:wpi="http://schemas.microsoft.com/office/word/2010/wordprocessingInk" xmlns:wne="http://schemas.microsoft.com/office/word/2006/wordml" xmlns:wps="http://schemas.microsoft.com/office/word/2010/wordprocessingShape" mc:Ignorable="w14 w15 w16se wp14">
   <w:p>
     <w:pPr>
       <w:jc w:val="center"/>
@@ -877,6 +879,7 @@
       <w:rPr>
         <w:noProof/>
         <w:sz w:val="20"/>
+        <w:lang w:val="es-PE" w:eastAsia="es-PE"/>
       </w:rPr>
       <w:drawing>
         <wp:inline distT="0" distB="0" distL="0" distR="0" wp14:anchorId="5C555F6B" wp14:editId="523A79F1">
@@ -1181,7 +1184,7 @@
 </file>
 
 <file path=word/styles.xml><?xml version="1.0" encoding="utf-8"?>
-<w:styles xmlns:mc="http://schemas.openxmlformats.org/markup-compatibility/2006" xmlns:r="http://schemas.openxmlformats.org/officeDocument/2006/relationships" xmlns:w="http://schemas.openxmlformats.org/wordprocessingml/2006/main" xmlns:w14="http://schemas.microsoft.com/office/word/2010/wordml" xmlns:w15="http://schemas.microsoft.com/office/word/2012/wordml" xmlns:w16cex="http://schemas.microsoft.com/office/word/2018/wordml/cex" xmlns:w16cid="http://schemas.microsoft.com/office/word/2016/wordml/cid" xmlns:w16="http://schemas.microsoft.com/office/word/2018/wordml" xmlns:w16du="http://schemas.microsoft.com/office/word/2023/wordml/word16du" xmlns:w16sdtdh="http://schemas.microsoft.com/office/word/2020/wordml/sdtdatahash" xmlns:w16sdtfl="http://schemas.microsoft.com/office/word/2024/wordml/sdtformatlock" xmlns:w16se="http://schemas.microsoft.com/office/word/2015/wordml/symex" mc:Ignorable="w14 w15 w16se w16cid w16 w16cex w16sdtdh w16sdtfl w16du">
+<w:styles xmlns:mc="http://schemas.openxmlformats.org/markup-compatibility/2006" xmlns:r="http://schemas.openxmlformats.org/officeDocument/2006/relationships" xmlns:w="http://schemas.openxmlformats.org/wordprocessingml/2006/main" xmlns:w14="http://schemas.microsoft.com/office/word/2010/wordml" xmlns:w15="http://schemas.microsoft.com/office/word/2012/wordml" xmlns:w16se="http://schemas.microsoft.com/office/word/2015/wordml/symex" mc:Ignorable="w14 w15 w16se">
   <w:docDefaults>
     <w:rPrDefault>
       <w:rPr>
@@ -1199,7 +1202,7 @@
       </w:pPr>
     </w:pPrDefault>
   </w:docDefaults>
-  <w:latentStyles w:defLockedState="0" w:defUIPriority="99" w:defSemiHidden="0" w:defUnhideWhenUsed="0" w:defQFormat="0" w:count="376">
+  <w:latentStyles w:defLockedState="0" w:defUIPriority="99" w:defSemiHidden="0" w:defUnhideWhenUsed="0" w:defQFormat="0" w:count="371">
     <w:lsdException w:name="Normal" w:uiPriority="0" w:qFormat="1"/>
     <w:lsdException w:name="heading 1" w:uiPriority="9" w:qFormat="1"/>
     <w:lsdException w:name="heading 2" w:semiHidden="1" w:uiPriority="9" w:unhideWhenUsed="1" w:qFormat="1"/>
@@ -1571,11 +1574,6 @@
     <w:lsdException w:name="List Table 5 Dark Accent 6" w:uiPriority="50"/>
     <w:lsdException w:name="List Table 6 Colorful Accent 6" w:uiPriority="51"/>
     <w:lsdException w:name="List Table 7 Colorful Accent 6" w:uiPriority="52"/>
-    <w:lsdException w:name="Mention" w:semiHidden="1" w:unhideWhenUsed="1"/>
-    <w:lsdException w:name="Smart Hyperlink" w:semiHidden="1" w:unhideWhenUsed="1"/>
-    <w:lsdException w:name="Hashtag" w:semiHidden="1" w:unhideWhenUsed="1"/>
-    <w:lsdException w:name="Unresolved Mention" w:semiHidden="1" w:unhideWhenUsed="1"/>
-    <w:lsdException w:name="Smart Link" w:semiHidden="1" w:unhideWhenUsed="1"/>
   </w:latentStyles>
   <w:style w:type="paragraph" w:default="1" w:styleId="Normal">
     <w:name w:val="Normal"/>

--- a/Modelos_documentos/oficio_contrato.docx
+++ b/Modelos_documentos/oficio_contrato.docx
@@ -321,14 +321,7 @@
         <w:rPr>
           <w:rFonts w:ascii="Garamond" w:hAnsi="Garamond"/>
         </w:rPr>
-        <w:t xml:space="preserve">servicios </w:t>
-      </w:r>
-      <w:proofErr w:type="spellStart"/>
-      <w:r>
-        <w:rPr>
-          <w:rFonts w:ascii="Garamond" w:hAnsi="Garamond"/>
-        </w:rPr>
-        <w:t>N.°</w:t>
+        <w:t>servicios N.°</w:t>
       </w:r>
       <w:r>
         <w:rPr>
@@ -338,7 +331,6 @@
         </w:rPr>
         <w:t>Nro_Contrato</w:t>
       </w:r>
-      <w:proofErr w:type="spellEnd"/>
       <w:r>
         <w:rPr>
           <w:rFonts w:ascii="Garamond" w:hAnsi="Garamond"/>
@@ -440,81 +432,64 @@
           <w:rFonts w:ascii="Garamond" w:eastAsia="Arial MT" w:hAnsi="Garamond" w:cs="Arial"/>
           <w:spacing w:val="1"/>
         </w:rPr>
-        <w:t xml:space="preserve"> </w:t>
-      </w:r>
-      <w:proofErr w:type="spellStart"/>
+        <w:t xml:space="preserve"> descripcion</w:t>
+      </w:r>
       <w:r>
         <w:rPr>
           <w:rFonts w:ascii="Garamond" w:eastAsia="Arial MT" w:hAnsi="Garamond" w:cs="Arial"/>
           <w:spacing w:val="1"/>
         </w:rPr>
-        <w:t>descripcion</w:t>
-      </w:r>
-      <w:proofErr w:type="spellEnd"/>
+        <w:t xml:space="preserve">, para el Centro de Idiomas de la Facultad de Letras, cuyo monto del servicio es </w:t>
+      </w:r>
       <w:r>
         <w:rPr>
           <w:rFonts w:ascii="Garamond" w:eastAsia="Arial MT" w:hAnsi="Garamond" w:cs="Arial"/>
           <w:spacing w:val="1"/>
         </w:rPr>
-        <w:t xml:space="preserve">, para el Centro de Idiomas de la Facultad de Letras, cuyo monto del servicio es </w:t>
-      </w:r>
-      <w:proofErr w:type="spellStart"/>
+        <w:t>monto_subtotal</w:t>
+      </w:r>
       <w:r>
         <w:rPr>
           <w:rFonts w:ascii="Garamond" w:eastAsia="Arial MT" w:hAnsi="Garamond" w:cs="Arial"/>
           <w:spacing w:val="1"/>
         </w:rPr>
-        <w:t>monto_subtotal</w:t>
-      </w:r>
-      <w:proofErr w:type="spellEnd"/>
+        <w:t xml:space="preserve">, monto por hora: </w:t>
+      </w:r>
       <w:r>
         <w:rPr>
           <w:rFonts w:ascii="Garamond" w:eastAsia="Arial MT" w:hAnsi="Garamond" w:cs="Arial"/>
           <w:spacing w:val="1"/>
         </w:rPr>
-        <w:t xml:space="preserve">, monto por hora: </w:t>
-      </w:r>
-      <w:proofErr w:type="spellStart"/>
+        <w:t>categoria</w:t>
+      </w:r>
       <w:r>
         <w:rPr>
           <w:rFonts w:ascii="Garamond" w:eastAsia="Arial MT" w:hAnsi="Garamond" w:cs="Arial"/>
           <w:spacing w:val="1"/>
         </w:rPr>
-        <w:t>categoria</w:t>
-      </w:r>
-      <w:proofErr w:type="spellEnd"/>
+        <w:t xml:space="preserve">, bajo la modalidad </w:t>
+      </w:r>
       <w:r>
         <w:rPr>
           <w:rFonts w:ascii="Garamond" w:eastAsia="Arial MT" w:hAnsi="Garamond" w:cs="Arial"/>
           <w:spacing w:val="1"/>
         </w:rPr>
-        <w:t xml:space="preserve">, bajo la modalidad </w:t>
+        <w:t>modalidad_servicio</w:t>
       </w:r>
       <w:r>
         <w:rPr>
           <w:rFonts w:ascii="Garamond" w:eastAsia="Arial MT" w:hAnsi="Garamond" w:cs="Arial"/>
           <w:spacing w:val="1"/>
         </w:rPr>
-        <w:t>modalidad_servicio</w:t>
-      </w:r>
-      <w:bookmarkStart w:id="0" w:name="_GoBack"/>
-      <w:bookmarkEnd w:id="0"/>
+        <w:t xml:space="preserve">, correspondiente a la </w:t>
+      </w:r>
       <w:r>
         <w:rPr>
           <w:rFonts w:ascii="Garamond" w:eastAsia="Arial MT" w:hAnsi="Garamond" w:cs="Arial"/>
           <w:spacing w:val="1"/>
         </w:rPr>
-        <w:t xml:space="preserve">, correspondiente a la </w:t>
-      </w:r>
-      <w:proofErr w:type="spellStart"/>
-      <w:r>
-        <w:rPr>
-          <w:rFonts w:ascii="Garamond" w:eastAsia="Arial MT" w:hAnsi="Garamond" w:cs="Arial"/>
-          <w:spacing w:val="1"/>
-        </w:rPr>
         <w:t>numero_armada</w:t>
       </w:r>
-      <w:proofErr w:type="spellEnd"/>
       <w:r>
         <w:rPr>
           <w:rFonts w:ascii="Garamond" w:eastAsia="Arial MT" w:hAnsi="Garamond" w:cs="Arial"/>
@@ -604,216 +579,113 @@
     </w:p>
     <w:p>
       <w:pPr>
+        <w:spacing w:line="276" w:lineRule="auto"/>
+        <w:ind w:right="-2"/>
+        <w:jc w:val="center"/>
+        <w:rPr>
+          <w:rFonts w:ascii="Garamond" w:hAnsi="Garamond"/>
+          <w:b/>
+          <w:sz w:val="24"/>
+        </w:rPr>
+      </w:pPr>
+      <w:bookmarkStart w:id="0" w:name="_GoBack"/>
+      <w:r>
+        <w:rPr>
+          <w:rFonts w:ascii="Garamond" w:hAnsi="Garamond"/>
+          <w:b/>
+          <w:sz w:val="24"/>
+        </w:rPr>
+        <w:t>Dr.</w:t>
+      </w:r>
+      <w:r>
+        <w:rPr>
+          <w:rFonts w:ascii="Garamond" w:hAnsi="Garamond"/>
+          <w:b/>
+          <w:spacing w:val="-14"/>
+          <w:sz w:val="24"/>
+        </w:rPr>
+        <w:t xml:space="preserve"> Marcel Martín Velázquez Castro </w:t>
+      </w:r>
+    </w:p>
+    <w:p>
+      <w:pPr>
+        <w:ind w:right="-2"/>
+        <w:jc w:val="center"/>
+        <w:rPr>
+          <w:rFonts w:ascii="Garamond" w:hAnsi="Garamond"/>
+          <w:spacing w:val="-2"/>
+          <w:sz w:val="24"/>
+        </w:rPr>
+      </w:pPr>
+      <w:r>
+        <w:rPr>
+          <w:rFonts w:ascii="Garamond" w:hAnsi="Garamond"/>
+          <w:spacing w:val="-2"/>
+          <w:sz w:val="24"/>
+        </w:rPr>
+        <w:t>Director</w:t>
+      </w:r>
+      <w:r>
+        <w:rPr>
+          <w:rFonts w:ascii="Garamond" w:hAnsi="Garamond"/>
+          <w:spacing w:val="5"/>
+          <w:sz w:val="24"/>
+        </w:rPr>
+        <w:t xml:space="preserve"> (e) </w:t>
+      </w:r>
+      <w:r>
+        <w:rPr>
+          <w:rFonts w:ascii="Garamond" w:hAnsi="Garamond"/>
+          <w:spacing w:val="-2"/>
+          <w:sz w:val="24"/>
+        </w:rPr>
+        <w:t>de la Dirección de Gestión</w:t>
+      </w:r>
+      <w:r>
+        <w:rPr>
+          <w:rFonts w:ascii="Garamond" w:hAnsi="Garamond"/>
+          <w:spacing w:val="1"/>
+          <w:sz w:val="24"/>
+        </w:rPr>
+        <w:t xml:space="preserve"> </w:t>
+      </w:r>
+      <w:r>
+        <w:rPr>
+          <w:rFonts w:ascii="Garamond" w:hAnsi="Garamond"/>
+          <w:spacing w:val="-2"/>
+          <w:sz w:val="24"/>
+        </w:rPr>
+        <w:t>Institucional</w:t>
+      </w:r>
+    </w:p>
+    <w:p>
+      <w:pPr>
+        <w:ind w:right="-2"/>
+        <w:jc w:val="center"/>
+        <w:rPr>
+          <w:rFonts w:ascii="Garamond" w:hAnsi="Garamond"/>
+          <w:spacing w:val="-2"/>
+          <w:sz w:val="24"/>
+        </w:rPr>
+      </w:pPr>
+      <w:r>
+        <w:rPr>
+          <w:rFonts w:ascii="Garamond" w:hAnsi="Garamond"/>
+          <w:spacing w:val="-2"/>
+          <w:sz w:val="24"/>
+        </w:rPr>
+        <w:t>Centro de Idiomas de la UNMSM</w:t>
+      </w:r>
+    </w:p>
+    <w:bookmarkEnd w:id="0"/>
+    <w:p>
+      <w:pPr>
         <w:spacing w:line="274" w:lineRule="exact"/>
         <w:jc w:val="center"/>
         <w:rPr>
           <w:rFonts w:ascii="Garamond" w:hAnsi="Garamond"/>
-          <w:b/>
-          <w:sz w:val="24"/>
-          <w:szCs w:val="24"/>
-        </w:rPr>
-      </w:pPr>
-      <w:r>
-        <w:rPr>
-          <w:rFonts w:ascii="Garamond" w:hAnsi="Garamond"/>
-          <w:b/>
-          <w:spacing w:val="-2"/>
-          <w:sz w:val="24"/>
-          <w:szCs w:val="24"/>
-        </w:rPr>
-        <w:t>Mg.</w:t>
-      </w:r>
-      <w:r>
-        <w:rPr>
-          <w:rFonts w:ascii="Garamond" w:hAnsi="Garamond"/>
-          <w:b/>
-          <w:spacing w:val="-13"/>
-          <w:sz w:val="24"/>
-          <w:szCs w:val="24"/>
-        </w:rPr>
-        <w:t xml:space="preserve"> </w:t>
-      </w:r>
-      <w:r>
-        <w:rPr>
-          <w:rFonts w:ascii="Garamond" w:hAnsi="Garamond"/>
-          <w:b/>
-          <w:spacing w:val="-2"/>
-          <w:sz w:val="24"/>
-          <w:szCs w:val="24"/>
-        </w:rPr>
-        <w:t>Jacobo</w:t>
-      </w:r>
-      <w:r>
-        <w:rPr>
-          <w:rFonts w:ascii="Garamond" w:hAnsi="Garamond"/>
-          <w:b/>
-          <w:spacing w:val="-13"/>
-          <w:sz w:val="24"/>
-          <w:szCs w:val="24"/>
-        </w:rPr>
-        <w:t xml:space="preserve"> </w:t>
-      </w:r>
-      <w:r>
-        <w:rPr>
-          <w:rFonts w:ascii="Garamond" w:hAnsi="Garamond"/>
-          <w:b/>
-          <w:spacing w:val="-2"/>
-          <w:sz w:val="24"/>
-          <w:szCs w:val="24"/>
-        </w:rPr>
-        <w:t>Virgilio</w:t>
-      </w:r>
-      <w:r>
-        <w:rPr>
-          <w:rFonts w:ascii="Garamond" w:hAnsi="Garamond"/>
-          <w:b/>
-          <w:spacing w:val="-13"/>
-          <w:sz w:val="24"/>
-          <w:szCs w:val="24"/>
-        </w:rPr>
-        <w:t xml:space="preserve"> </w:t>
-      </w:r>
-      <w:r>
-        <w:rPr>
-          <w:rFonts w:ascii="Garamond" w:hAnsi="Garamond"/>
-          <w:b/>
-          <w:spacing w:val="-2"/>
-          <w:sz w:val="24"/>
-          <w:szCs w:val="24"/>
-        </w:rPr>
-        <w:t>Alva</w:t>
-      </w:r>
-      <w:r>
-        <w:rPr>
-          <w:rFonts w:ascii="Garamond" w:hAnsi="Garamond"/>
-          <w:b/>
-          <w:spacing w:val="-12"/>
-          <w:sz w:val="24"/>
-          <w:szCs w:val="24"/>
-        </w:rPr>
-        <w:t xml:space="preserve"> </w:t>
-      </w:r>
-      <w:r>
-        <w:rPr>
-          <w:rFonts w:ascii="Garamond" w:hAnsi="Garamond"/>
-          <w:b/>
-          <w:spacing w:val="-4"/>
-          <w:sz w:val="24"/>
-          <w:szCs w:val="24"/>
-        </w:rPr>
-        <w:t>Mendo</w:t>
-      </w:r>
-    </w:p>
-    <w:p>
-      <w:pPr>
-        <w:pStyle w:val="Textoindependiente"/>
-        <w:spacing w:before="5" w:line="232" w:lineRule="auto"/>
-        <w:jc w:val="center"/>
-        <w:rPr>
-          <w:rFonts w:ascii="Garamond" w:hAnsi="Garamond"/>
-          <w:spacing w:val="-2"/>
-        </w:rPr>
-      </w:pPr>
-      <w:r>
-        <w:rPr>
-          <w:rFonts w:ascii="Garamond" w:hAnsi="Garamond"/>
-          <w:spacing w:val="-2"/>
-        </w:rPr>
-        <w:t>Director</w:t>
-      </w:r>
-      <w:r>
-        <w:rPr>
-          <w:rFonts w:ascii="Garamond" w:hAnsi="Garamond"/>
-          <w:spacing w:val="-11"/>
-        </w:rPr>
-        <w:t xml:space="preserve"> </w:t>
-      </w:r>
-      <w:r>
-        <w:rPr>
-          <w:rFonts w:ascii="Garamond" w:hAnsi="Garamond"/>
-          <w:spacing w:val="-2"/>
-        </w:rPr>
-        <w:t>de</w:t>
-      </w:r>
-      <w:r>
-        <w:rPr>
-          <w:rFonts w:ascii="Garamond" w:hAnsi="Garamond"/>
-          <w:spacing w:val="-10"/>
-        </w:rPr>
-        <w:t xml:space="preserve"> </w:t>
-      </w:r>
-      <w:r>
-        <w:rPr>
-          <w:rFonts w:ascii="Garamond" w:hAnsi="Garamond"/>
-          <w:spacing w:val="-10"/>
-        </w:rPr>
-        <w:t xml:space="preserve">la </w:t>
-      </w:r>
-      <w:r>
-        <w:rPr>
-          <w:rFonts w:ascii="Garamond" w:hAnsi="Garamond"/>
-          <w:spacing w:val="-2"/>
-        </w:rPr>
-        <w:t>Dirección</w:t>
-      </w:r>
-      <w:r>
-        <w:rPr>
-          <w:rFonts w:ascii="Garamond" w:hAnsi="Garamond"/>
-          <w:spacing w:val="-9"/>
-        </w:rPr>
-        <w:t xml:space="preserve"> </w:t>
-      </w:r>
-      <w:r>
-        <w:rPr>
-          <w:rFonts w:ascii="Garamond" w:hAnsi="Garamond"/>
-          <w:spacing w:val="-2"/>
-        </w:rPr>
-        <w:t>de</w:t>
-      </w:r>
-      <w:r>
-        <w:rPr>
-          <w:rFonts w:ascii="Garamond" w:hAnsi="Garamond"/>
-          <w:spacing w:val="-10"/>
-        </w:rPr>
-        <w:t xml:space="preserve"> </w:t>
-      </w:r>
-      <w:r>
-        <w:rPr>
-          <w:rFonts w:ascii="Garamond" w:hAnsi="Garamond"/>
-          <w:spacing w:val="-2"/>
-        </w:rPr>
-        <w:t>Gestión</w:t>
-      </w:r>
-      <w:r>
-        <w:rPr>
-          <w:rFonts w:ascii="Garamond" w:hAnsi="Garamond"/>
-          <w:spacing w:val="-9"/>
-        </w:rPr>
-        <w:t xml:space="preserve"> </w:t>
-      </w:r>
-      <w:r>
-        <w:rPr>
-          <w:rFonts w:ascii="Garamond" w:hAnsi="Garamond"/>
-          <w:spacing w:val="-2"/>
-        </w:rPr>
-        <w:t>Institucional</w:t>
-      </w:r>
-    </w:p>
-    <w:p>
-      <w:pPr>
-        <w:pStyle w:val="Textoindependiente"/>
-        <w:spacing w:before="5" w:line="232" w:lineRule="auto"/>
-        <w:jc w:val="center"/>
-        <w:rPr>
-          <w:rFonts w:ascii="Garamond" w:hAnsi="Garamond"/>
-        </w:rPr>
-      </w:pPr>
-      <w:r>
-        <w:rPr>
-          <w:rFonts w:ascii="Garamond" w:hAnsi="Garamond"/>
-        </w:rPr>
-        <w:t>Centro de Idiomas de la UNMSM</w:t>
-      </w:r>
+        </w:rPr>
+      </w:pPr>
     </w:p>
     <w:sectPr>
       <w:headerReference w:type="default" r:id="rId6"/>

--- a/Modelos_documentos/oficio_contrato.docx
+++ b/Modelos_documentos/oficio_contrato.docx
@@ -579,105 +579,60 @@
     </w:p>
     <w:p>
       <w:pPr>
+        <w:pStyle w:val="Textoindependiente"/>
         <w:spacing w:line="276" w:lineRule="auto"/>
-        <w:ind w:right="-2"/>
         <w:jc w:val="center"/>
         <w:rPr>
           <w:rFonts w:ascii="Garamond" w:hAnsi="Garamond"/>
           <w:b/>
-          <w:sz w:val="24"/>
-        </w:rPr>
-      </w:pPr>
-      <w:bookmarkStart w:id="0" w:name="_GoBack"/>
+          <w:szCs w:val="22"/>
+        </w:rPr>
+      </w:pPr>
       <w:r>
         <w:rPr>
           <w:rFonts w:ascii="Garamond" w:hAnsi="Garamond"/>
           <w:b/>
-          <w:sz w:val="24"/>
-        </w:rPr>
-        <w:t>Dr.</w:t>
-      </w:r>
-      <w:r>
-        <w:rPr>
-          <w:rFonts w:ascii="Garamond" w:hAnsi="Garamond"/>
-          <w:b/>
-          <w:spacing w:val="-14"/>
-          <w:sz w:val="24"/>
-        </w:rPr>
-        <w:t xml:space="preserve"> Marcel Martín Velázquez Castro </w:t>
-      </w:r>
-    </w:p>
-    <w:p>
-      <w:pPr>
-        <w:ind w:right="-2"/>
+          <w:szCs w:val="22"/>
+        </w:rPr>
+        <w:t>Dr. Giullaume Oisel</w:t>
+      </w:r>
+    </w:p>
+    <w:p>
+      <w:pPr>
+        <w:pStyle w:val="Textoindependiente"/>
+        <w:spacing w:line="276" w:lineRule="auto"/>
         <w:jc w:val="center"/>
         <w:rPr>
           <w:rFonts w:ascii="Garamond" w:hAnsi="Garamond"/>
-          <w:spacing w:val="-2"/>
-          <w:sz w:val="24"/>
-        </w:rPr>
-      </w:pPr>
-      <w:r>
-        <w:rPr>
-          <w:rFonts w:ascii="Garamond" w:hAnsi="Garamond"/>
-          <w:spacing w:val="-2"/>
-          <w:sz w:val="24"/>
-        </w:rPr>
-        <w:t>Director</w:t>
-      </w:r>
-      <w:r>
-        <w:rPr>
-          <w:rFonts w:ascii="Garamond" w:hAnsi="Garamond"/>
-          <w:spacing w:val="5"/>
-          <w:sz w:val="24"/>
-        </w:rPr>
-        <w:t xml:space="preserve"> (e) </w:t>
-      </w:r>
-      <w:r>
-        <w:rPr>
-          <w:rFonts w:ascii="Garamond" w:hAnsi="Garamond"/>
-          <w:spacing w:val="-2"/>
-          <w:sz w:val="24"/>
-        </w:rPr>
-        <w:t>de la Dirección de Gestión</w:t>
-      </w:r>
-      <w:r>
-        <w:rPr>
-          <w:rFonts w:ascii="Garamond" w:hAnsi="Garamond"/>
-          <w:spacing w:val="1"/>
-          <w:sz w:val="24"/>
-        </w:rPr>
-        <w:t xml:space="preserve"> </w:t>
-      </w:r>
-      <w:r>
-        <w:rPr>
-          <w:rFonts w:ascii="Garamond" w:hAnsi="Garamond"/>
-          <w:spacing w:val="-2"/>
-          <w:sz w:val="24"/>
-        </w:rPr>
-        <w:t>Institucional</w:t>
-      </w:r>
-    </w:p>
-    <w:p>
-      <w:pPr>
-        <w:ind w:right="-2"/>
+          <w:szCs w:val="22"/>
+        </w:rPr>
+      </w:pPr>
+      <w:r>
+        <w:rPr>
+          <w:rFonts w:ascii="Garamond" w:hAnsi="Garamond"/>
+          <w:szCs w:val="22"/>
+        </w:rPr>
+        <w:t>Director de la Dirección Académica</w:t>
+      </w:r>
+    </w:p>
+    <w:p>
+      <w:pPr>
+        <w:pStyle w:val="Textoindependiente"/>
+        <w:spacing w:line="276" w:lineRule="auto"/>
         <w:jc w:val="center"/>
         <w:rPr>
           <w:rFonts w:ascii="Garamond" w:hAnsi="Garamond"/>
-          <w:spacing w:val="-2"/>
-          <w:sz w:val="24"/>
-        </w:rPr>
-      </w:pPr>
-      <w:r>
-        <w:rPr>
-          <w:rFonts w:ascii="Garamond" w:hAnsi="Garamond"/>
-          <w:spacing w:val="-2"/>
-          <w:sz w:val="24"/>
+          <w:szCs w:val="22"/>
+        </w:rPr>
+      </w:pPr>
+      <w:r>
+        <w:rPr>
+          <w:rFonts w:ascii="Garamond" w:hAnsi="Garamond"/>
+          <w:szCs w:val="22"/>
         </w:rPr>
         <w:t>Centro de Idiomas de la UNMSM</w:t>
       </w:r>
     </w:p>
-    <w:bookmarkEnd w:id="0"/>
     <w:p>
       <w:pPr>
         <w:spacing w:line="274" w:lineRule="exact"/>
@@ -686,6 +641,8 @@
           <w:rFonts w:ascii="Garamond" w:hAnsi="Garamond"/>
         </w:rPr>
       </w:pPr>
+      <w:bookmarkStart w:id="0" w:name="_GoBack"/>
+      <w:bookmarkEnd w:id="0"/>
     </w:p>
     <w:sectPr>
       <w:headerReference w:type="default" r:id="rId6"/>

--- a/Modelos_documentos/oficio_contrato.docx
+++ b/Modelos_documentos/oficio_contrato.docx
@@ -321,7 +321,14 @@
         <w:rPr>
           <w:rFonts w:ascii="Garamond" w:hAnsi="Garamond"/>
         </w:rPr>
-        <w:t>servicios N.°</w:t>
+        <w:t xml:space="preserve">servicios </w:t>
+      </w:r>
+      <w:proofErr w:type="spellStart"/>
+      <w:r>
+        <w:rPr>
+          <w:rFonts w:ascii="Garamond" w:hAnsi="Garamond"/>
+        </w:rPr>
+        <w:t>N.°</w:t>
       </w:r>
       <w:r>
         <w:rPr>
@@ -331,6 +338,7 @@
         </w:rPr>
         <w:t>Nro_Contrato</w:t>
       </w:r>
+      <w:proofErr w:type="spellEnd"/>
       <w:r>
         <w:rPr>
           <w:rFonts w:ascii="Garamond" w:hAnsi="Garamond"/>
@@ -432,64 +440,81 @@
           <w:rFonts w:ascii="Garamond" w:eastAsia="Arial MT" w:hAnsi="Garamond" w:cs="Arial"/>
           <w:spacing w:val="1"/>
         </w:rPr>
-        <w:t xml:space="preserve"> descripcion</w:t>
-      </w:r>
+        <w:t xml:space="preserve"> </w:t>
+      </w:r>
+      <w:proofErr w:type="spellStart"/>
       <w:r>
         <w:rPr>
           <w:rFonts w:ascii="Garamond" w:eastAsia="Arial MT" w:hAnsi="Garamond" w:cs="Arial"/>
           <w:spacing w:val="1"/>
         </w:rPr>
-        <w:t xml:space="preserve">, para el Centro de Idiomas de la Facultad de Letras, cuyo monto del servicio es </w:t>
-      </w:r>
+        <w:t>descripcion</w:t>
+      </w:r>
+      <w:proofErr w:type="spellEnd"/>
       <w:r>
         <w:rPr>
           <w:rFonts w:ascii="Garamond" w:eastAsia="Arial MT" w:hAnsi="Garamond" w:cs="Arial"/>
           <w:spacing w:val="1"/>
         </w:rPr>
-        <w:t>monto_subtotal</w:t>
-      </w:r>
+        <w:t xml:space="preserve">, para el Centro de Idiomas de la Facultad de Letras, cuyo monto del servicio es </w:t>
+      </w:r>
+      <w:proofErr w:type="spellStart"/>
       <w:r>
         <w:rPr>
           <w:rFonts w:ascii="Garamond" w:eastAsia="Arial MT" w:hAnsi="Garamond" w:cs="Arial"/>
           <w:spacing w:val="1"/>
         </w:rPr>
-        <w:t xml:space="preserve">, monto por hora: </w:t>
-      </w:r>
+        <w:t>monto_subtotal</w:t>
+      </w:r>
+      <w:proofErr w:type="spellEnd"/>
       <w:r>
         <w:rPr>
           <w:rFonts w:ascii="Garamond" w:eastAsia="Arial MT" w:hAnsi="Garamond" w:cs="Arial"/>
           <w:spacing w:val="1"/>
         </w:rPr>
-        <w:t>categoria</w:t>
-      </w:r>
+        <w:t xml:space="preserve">, monto por hora: </w:t>
+      </w:r>
+      <w:proofErr w:type="spellStart"/>
       <w:r>
         <w:rPr>
           <w:rFonts w:ascii="Garamond" w:eastAsia="Arial MT" w:hAnsi="Garamond" w:cs="Arial"/>
           <w:spacing w:val="1"/>
         </w:rPr>
-        <w:t xml:space="preserve">, bajo la modalidad </w:t>
-      </w:r>
+        <w:t>categoria</w:t>
+      </w:r>
+      <w:proofErr w:type="spellEnd"/>
       <w:r>
         <w:rPr>
           <w:rFonts w:ascii="Garamond" w:eastAsia="Arial MT" w:hAnsi="Garamond" w:cs="Arial"/>
           <w:spacing w:val="1"/>
         </w:rPr>
-        <w:t>modalidad_servicio</w:t>
-      </w:r>
+        <w:t xml:space="preserve">, bajo la modalidad </w:t>
+      </w:r>
+      <w:proofErr w:type="spellStart"/>
       <w:r>
         <w:rPr>
           <w:rFonts w:ascii="Garamond" w:eastAsia="Arial MT" w:hAnsi="Garamond" w:cs="Arial"/>
           <w:spacing w:val="1"/>
         </w:rPr>
-        <w:t xml:space="preserve">, correspondiente a la </w:t>
-      </w:r>
+        <w:t>modalidad_servicio</w:t>
+      </w:r>
+      <w:proofErr w:type="spellEnd"/>
       <w:r>
         <w:rPr>
           <w:rFonts w:ascii="Garamond" w:eastAsia="Arial MT" w:hAnsi="Garamond" w:cs="Arial"/>
           <w:spacing w:val="1"/>
         </w:rPr>
+        <w:t xml:space="preserve">, correspondiente a la </w:t>
+      </w:r>
+      <w:proofErr w:type="spellStart"/>
+      <w:r>
+        <w:rPr>
+          <w:rFonts w:ascii="Garamond" w:eastAsia="Arial MT" w:hAnsi="Garamond" w:cs="Arial"/>
+          <w:spacing w:val="1"/>
+        </w:rPr>
         <w:t>numero_armada</w:t>
       </w:r>
+      <w:proofErr w:type="spellEnd"/>
       <w:r>
         <w:rPr>
           <w:rFonts w:ascii="Garamond" w:eastAsia="Arial MT" w:hAnsi="Garamond" w:cs="Arial"/>
@@ -594,8 +619,54 @@
           <w:b/>
           <w:szCs w:val="22"/>
         </w:rPr>
-        <w:t>Dr. Giullaume Oisel</w:t>
-      </w:r>
+        <w:t xml:space="preserve">Dr. Guillaume </w:t>
+      </w:r>
+      <w:proofErr w:type="spellStart"/>
+      <w:r>
+        <w:rPr>
+          <w:rFonts w:ascii="Garamond" w:hAnsi="Garamond"/>
+          <w:b/>
+          <w:szCs w:val="22"/>
+        </w:rPr>
+        <w:t>Yannick</w:t>
+      </w:r>
+      <w:proofErr w:type="spellEnd"/>
+      <w:r>
+        <w:rPr>
+          <w:rFonts w:ascii="Garamond" w:hAnsi="Garamond"/>
+          <w:b/>
+          <w:szCs w:val="22"/>
+        </w:rPr>
+        <w:t xml:space="preserve"> </w:t>
+      </w:r>
+      <w:proofErr w:type="spellStart"/>
+      <w:r>
+        <w:rPr>
+          <w:rFonts w:ascii="Garamond" w:hAnsi="Garamond"/>
+          <w:b/>
+          <w:szCs w:val="22"/>
+        </w:rPr>
+        <w:t>Serge</w:t>
+      </w:r>
+      <w:proofErr w:type="spellEnd"/>
+      <w:r>
+        <w:rPr>
+          <w:rFonts w:ascii="Garamond" w:hAnsi="Garamond"/>
+          <w:b/>
+          <w:szCs w:val="22"/>
+        </w:rPr>
+        <w:t xml:space="preserve"> </w:t>
+      </w:r>
+      <w:proofErr w:type="spellStart"/>
+      <w:r>
+        <w:rPr>
+          <w:rFonts w:ascii="Garamond" w:hAnsi="Garamond"/>
+          <w:b/>
+          <w:szCs w:val="22"/>
+        </w:rPr>
+        <w:t>Oisel</w:t>
+      </w:r>
+      <w:proofErr w:type="spellEnd"/>
     </w:p>
     <w:p>
       <w:pPr>

--- a/Modelos_documentos/oficio_contrato.docx
+++ b/Modelos_documentos/oficio_contrato.docx
@@ -1,6 +1,6 @@
 
 <file path=word/document.xml><?xml version="1.0" encoding="utf-8"?>
-<w:document xmlns:wpc="http://schemas.microsoft.com/office/word/2010/wordprocessingCanvas" xmlns:cx="http://schemas.microsoft.com/office/drawing/2014/chartex" xmlns:mc="http://schemas.openxmlformats.org/markup-compatibility/2006" xmlns:o="urn:schemas-microsoft-com:office:office" xmlns:r="http://schemas.openxmlformats.org/officeDocument/2006/relationships" xmlns:m="http://schemas.openxmlformats.org/officeDocument/2006/math" xmlns:v="urn:schemas-microsoft-com:vml" xmlns:wp14="http://schemas.microsoft.com/office/word/2010/wordprocessingDrawing" xmlns:wp="http://schemas.openxmlformats.org/drawingml/2006/wordprocessingDrawing" xmlns:w10="urn:schemas-microsoft-com:office:word" xmlns:w="http://schemas.openxmlformats.org/wordprocessingml/2006/main" xmlns:w14="http://schemas.microsoft.com/office/word/2010/wordml" xmlns:w15="http://schemas.microsoft.com/office/word/2012/wordml" xmlns:w16se="http://schemas.microsoft.com/office/word/2015/wordml/symex" xmlns:wpg="http://schemas.microsoft.com/office/word/2010/wordprocessingGroup" xmlns:wpi="http://schemas.microsoft.com/office/word/2010/wordprocessingInk" xmlns:wne="http://schemas.microsoft.com/office/word/2006/wordml" xmlns:wps="http://schemas.microsoft.com/office/word/2010/wordprocessingShape" mc:Ignorable="w14 w15 w16se wp14">
+<w:document xmlns:wpc="http://schemas.microsoft.com/office/word/2010/wordprocessingCanvas" xmlns:cx="http://schemas.microsoft.com/office/drawing/2014/chartex" xmlns:cx1="http://schemas.microsoft.com/office/drawing/2015/9/8/chartex" xmlns:cx2="http://schemas.microsoft.com/office/drawing/2015/10/21/chartex" xmlns:cx3="http://schemas.microsoft.com/office/drawing/2016/5/9/chartex" xmlns:cx4="http://schemas.microsoft.com/office/drawing/2016/5/10/chartex" xmlns:cx5="http://schemas.microsoft.com/office/drawing/2016/5/11/chartex" xmlns:cx6="http://schemas.microsoft.com/office/drawing/2016/5/12/chartex" xmlns:cx7="http://schemas.microsoft.com/office/drawing/2016/5/13/chartex" xmlns:cx8="http://schemas.microsoft.com/office/drawing/2016/5/14/chartex" xmlns:mc="http://schemas.openxmlformats.org/markup-compatibility/2006" xmlns:aink="http://schemas.microsoft.com/office/drawing/2016/ink" xmlns:am3d="http://schemas.microsoft.com/office/drawing/2017/model3d" xmlns:o="urn:schemas-microsoft-com:office:office" xmlns:oel="http://schemas.microsoft.com/office/2019/extlst" xmlns:r="http://schemas.openxmlformats.org/officeDocument/2006/relationships" xmlns:m="http://schemas.openxmlformats.org/officeDocument/2006/math" xmlns:v="urn:schemas-microsoft-com:vml" xmlns:wp14="http://schemas.microsoft.com/office/word/2010/wordprocessingDrawing" xmlns:wp="http://schemas.openxmlformats.org/drawingml/2006/wordprocessingDrawing" xmlns:w10="urn:schemas-microsoft-com:office:word" xmlns:w="http://schemas.openxmlformats.org/wordprocessingml/2006/main" xmlns:w14="http://schemas.microsoft.com/office/word/2010/wordml" xmlns:w15="http://schemas.microsoft.com/office/word/2012/wordml" xmlns:w16cex="http://schemas.microsoft.com/office/word/2018/wordml/cex" xmlns:w16cid="http://schemas.microsoft.com/office/word/2016/wordml/cid" xmlns:w16="http://schemas.microsoft.com/office/word/2018/wordml" xmlns:w16du="http://schemas.microsoft.com/office/word/2023/wordml/word16du" xmlns:w16sdtdh="http://schemas.microsoft.com/office/word/2020/wordml/sdtdatahash" xmlns:w16sdtfl="http://schemas.microsoft.com/office/word/2024/wordml/sdtformatlock" xmlns:w16se="http://schemas.microsoft.com/office/word/2015/wordml/symex" xmlns:wpg="http://schemas.microsoft.com/office/word/2010/wordprocessingGroup" xmlns:wpi="http://schemas.microsoft.com/office/word/2010/wordprocessingInk" xmlns:wne="http://schemas.microsoft.com/office/word/2006/wordml" xmlns:wps="http://schemas.microsoft.com/office/word/2010/wordprocessingShape" mc:Ignorable="w14 w15 w16se w16cid w16 w16cex w16sdtdh w16sdtfl w16du wp14">
   <w:body>
     <w:p>
       <w:pPr>
@@ -321,14 +321,7 @@
         <w:rPr>
           <w:rFonts w:ascii="Garamond" w:hAnsi="Garamond"/>
         </w:rPr>
-        <w:t xml:space="preserve">servicios </w:t>
-      </w:r>
-      <w:proofErr w:type="spellStart"/>
-      <w:r>
-        <w:rPr>
-          <w:rFonts w:ascii="Garamond" w:hAnsi="Garamond"/>
-        </w:rPr>
-        <w:t>N.°</w:t>
+        <w:t>servicios N.°</w:t>
       </w:r>
       <w:r>
         <w:rPr>
@@ -338,7 +331,6 @@
         </w:rPr>
         <w:t>Nro_Contrato</w:t>
       </w:r>
-      <w:proofErr w:type="spellEnd"/>
       <w:r>
         <w:rPr>
           <w:rFonts w:ascii="Garamond" w:hAnsi="Garamond"/>
@@ -440,81 +432,64 @@
           <w:rFonts w:ascii="Garamond" w:eastAsia="Arial MT" w:hAnsi="Garamond" w:cs="Arial"/>
           <w:spacing w:val="1"/>
         </w:rPr>
-        <w:t xml:space="preserve"> </w:t>
-      </w:r>
-      <w:proofErr w:type="spellStart"/>
+        <w:t xml:space="preserve"> descripcion</w:t>
+      </w:r>
       <w:r>
         <w:rPr>
           <w:rFonts w:ascii="Garamond" w:eastAsia="Arial MT" w:hAnsi="Garamond" w:cs="Arial"/>
           <w:spacing w:val="1"/>
         </w:rPr>
-        <w:t>descripcion</w:t>
-      </w:r>
-      <w:proofErr w:type="spellEnd"/>
+        <w:t xml:space="preserve">, para el Centro de Idiomas de la Facultad de Letras, cuyo monto del servicio es </w:t>
+      </w:r>
       <w:r>
         <w:rPr>
           <w:rFonts w:ascii="Garamond" w:eastAsia="Arial MT" w:hAnsi="Garamond" w:cs="Arial"/>
           <w:spacing w:val="1"/>
         </w:rPr>
-        <w:t xml:space="preserve">, para el Centro de Idiomas de la Facultad de Letras, cuyo monto del servicio es </w:t>
-      </w:r>
-      <w:proofErr w:type="spellStart"/>
+        <w:t>monto_subtotal</w:t>
+      </w:r>
       <w:r>
         <w:rPr>
           <w:rFonts w:ascii="Garamond" w:eastAsia="Arial MT" w:hAnsi="Garamond" w:cs="Arial"/>
           <w:spacing w:val="1"/>
         </w:rPr>
-        <w:t>monto_subtotal</w:t>
-      </w:r>
-      <w:proofErr w:type="spellEnd"/>
+        <w:t xml:space="preserve">, monto por hora: </w:t>
+      </w:r>
       <w:r>
         <w:rPr>
           <w:rFonts w:ascii="Garamond" w:eastAsia="Arial MT" w:hAnsi="Garamond" w:cs="Arial"/>
           <w:spacing w:val="1"/>
         </w:rPr>
-        <w:t xml:space="preserve">, monto por hora: </w:t>
-      </w:r>
-      <w:proofErr w:type="spellStart"/>
+        <w:t>categoria</w:t>
+      </w:r>
       <w:r>
         <w:rPr>
           <w:rFonts w:ascii="Garamond" w:eastAsia="Arial MT" w:hAnsi="Garamond" w:cs="Arial"/>
           <w:spacing w:val="1"/>
         </w:rPr>
-        <w:t>categoria</w:t>
-      </w:r>
-      <w:proofErr w:type="spellEnd"/>
+        <w:t xml:space="preserve">, bajo la modalidad </w:t>
+      </w:r>
       <w:r>
         <w:rPr>
           <w:rFonts w:ascii="Garamond" w:eastAsia="Arial MT" w:hAnsi="Garamond" w:cs="Arial"/>
           <w:spacing w:val="1"/>
         </w:rPr>
-        <w:t xml:space="preserve">, bajo la modalidad </w:t>
-      </w:r>
-      <w:proofErr w:type="spellStart"/>
+        <w:t>modalidad_servicio</w:t>
+      </w:r>
       <w:r>
         <w:rPr>
           <w:rFonts w:ascii="Garamond" w:eastAsia="Arial MT" w:hAnsi="Garamond" w:cs="Arial"/>
           <w:spacing w:val="1"/>
         </w:rPr>
-        <w:t>modalidad_servicio</w:t>
-      </w:r>
-      <w:proofErr w:type="spellEnd"/>
+        <w:t xml:space="preserve">, correspondiente a la </w:t>
+      </w:r>
       <w:r>
         <w:rPr>
           <w:rFonts w:ascii="Garamond" w:eastAsia="Arial MT" w:hAnsi="Garamond" w:cs="Arial"/>
           <w:spacing w:val="1"/>
         </w:rPr>
-        <w:t xml:space="preserve">, correspondiente a la </w:t>
-      </w:r>
-      <w:proofErr w:type="spellStart"/>
-      <w:r>
-        <w:rPr>
-          <w:rFonts w:ascii="Garamond" w:eastAsia="Arial MT" w:hAnsi="Garamond" w:cs="Arial"/>
-          <w:spacing w:val="1"/>
-        </w:rPr>
         <w:t>numero_armada</w:t>
       </w:r>
-      <w:proofErr w:type="spellEnd"/>
       <w:r>
         <w:rPr>
           <w:rFonts w:ascii="Garamond" w:eastAsia="Arial MT" w:hAnsi="Garamond" w:cs="Arial"/>
@@ -619,54 +594,8 @@
           <w:b/>
           <w:szCs w:val="22"/>
         </w:rPr>
-        <w:t xml:space="preserve">Dr. Guillaume </w:t>
-      </w:r>
-      <w:proofErr w:type="spellStart"/>
-      <w:r>
-        <w:rPr>
-          <w:rFonts w:ascii="Garamond" w:hAnsi="Garamond"/>
-          <w:b/>
-          <w:szCs w:val="22"/>
-        </w:rPr>
-        <w:t>Yannick</w:t>
-      </w:r>
-      <w:proofErr w:type="spellEnd"/>
-      <w:r>
-        <w:rPr>
-          <w:rFonts w:ascii="Garamond" w:hAnsi="Garamond"/>
-          <w:b/>
-          <w:szCs w:val="22"/>
-        </w:rPr>
-        <w:t xml:space="preserve"> </w:t>
-      </w:r>
-      <w:proofErr w:type="spellStart"/>
-      <w:r>
-        <w:rPr>
-          <w:rFonts w:ascii="Garamond" w:hAnsi="Garamond"/>
-          <w:b/>
-          <w:szCs w:val="22"/>
-        </w:rPr>
-        <w:t>Serge</w:t>
-      </w:r>
-      <w:proofErr w:type="spellEnd"/>
-      <w:r>
-        <w:rPr>
-          <w:rFonts w:ascii="Garamond" w:hAnsi="Garamond"/>
-          <w:b/>
-          <w:szCs w:val="22"/>
-        </w:rPr>
-        <w:t xml:space="preserve"> </w:t>
-      </w:r>
-      <w:proofErr w:type="spellStart"/>
-      <w:r>
-        <w:rPr>
-          <w:rFonts w:ascii="Garamond" w:hAnsi="Garamond"/>
-          <w:b/>
-          <w:szCs w:val="22"/>
-        </w:rPr>
-        <w:t>Oisel</w:t>
-      </w:r>
-      <w:proofErr w:type="spellEnd"/>
+        <w:t>nombre_director</w:t>
+      </w:r>
     </w:p>
     <w:p>
       <w:pPr>
@@ -683,7 +612,7 @@
           <w:rFonts w:ascii="Garamond" w:hAnsi="Garamond"/>
           <w:szCs w:val="22"/>
         </w:rPr>
-        <w:t>Director de la Dirección Académica</w:t>
+        <w:t>cargo_director</w:t>
       </w:r>
     </w:p>
     <w:p>
@@ -712,8 +641,6 @@
           <w:rFonts w:ascii="Garamond" w:hAnsi="Garamond"/>
         </w:rPr>
       </w:pPr>
-      <w:bookmarkStart w:id="0" w:name="_GoBack"/>
-      <w:bookmarkEnd w:id="0"/>
     </w:p>
     <w:sectPr>
       <w:headerReference w:type="default" r:id="rId6"/>
@@ -728,7 +655,7 @@
 </file>
 
 <file path=word/endnotes.xml><?xml version="1.0" encoding="utf-8"?>
-<w:endnotes xmlns:wpc="http://schemas.microsoft.com/office/word/2010/wordprocessingCanvas" xmlns:cx="http://schemas.microsoft.com/office/drawing/2014/chartex" xmlns:mc="http://schemas.openxmlformats.org/markup-compatibility/2006" xmlns:o="urn:schemas-microsoft-com:office:office" xmlns:r="http://schemas.openxmlformats.org/officeDocument/2006/relationships" xmlns:m="http://schemas.openxmlformats.org/officeDocument/2006/math" xmlns:v="urn:schemas-microsoft-com:vml" xmlns:wp14="http://schemas.microsoft.com/office/word/2010/wordprocessingDrawing" xmlns:wp="http://schemas.openxmlformats.org/drawingml/2006/wordprocessingDrawing" xmlns:w10="urn:schemas-microsoft-com:office:word" xmlns:w="http://schemas.openxmlformats.org/wordprocessingml/2006/main" xmlns:w14="http://schemas.microsoft.com/office/word/2010/wordml" xmlns:w15="http://schemas.microsoft.com/office/word/2012/wordml" xmlns:w16se="http://schemas.microsoft.com/office/word/2015/wordml/symex" xmlns:wpg="http://schemas.microsoft.com/office/word/2010/wordprocessingGroup" xmlns:wpi="http://schemas.microsoft.com/office/word/2010/wordprocessingInk" xmlns:wne="http://schemas.microsoft.com/office/word/2006/wordml" xmlns:wps="http://schemas.microsoft.com/office/word/2010/wordprocessingShape" mc:Ignorable="w14 w15 w16se wp14">
+<w:endnotes xmlns:wpc="http://schemas.microsoft.com/office/word/2010/wordprocessingCanvas" xmlns:cx="http://schemas.microsoft.com/office/drawing/2014/chartex" xmlns:cx1="http://schemas.microsoft.com/office/drawing/2015/9/8/chartex" xmlns:cx2="http://schemas.microsoft.com/office/drawing/2015/10/21/chartex" xmlns:cx3="http://schemas.microsoft.com/office/drawing/2016/5/9/chartex" xmlns:cx4="http://schemas.microsoft.com/office/drawing/2016/5/10/chartex" xmlns:cx5="http://schemas.microsoft.com/office/drawing/2016/5/11/chartex" xmlns:cx6="http://schemas.microsoft.com/office/drawing/2016/5/12/chartex" xmlns:cx7="http://schemas.microsoft.com/office/drawing/2016/5/13/chartex" xmlns:cx8="http://schemas.microsoft.com/office/drawing/2016/5/14/chartex" xmlns:mc="http://schemas.openxmlformats.org/markup-compatibility/2006" xmlns:aink="http://schemas.microsoft.com/office/drawing/2016/ink" xmlns:am3d="http://schemas.microsoft.com/office/drawing/2017/model3d" xmlns:o="urn:schemas-microsoft-com:office:office" xmlns:oel="http://schemas.microsoft.com/office/2019/extlst" xmlns:r="http://schemas.openxmlformats.org/officeDocument/2006/relationships" xmlns:m="http://schemas.openxmlformats.org/officeDocument/2006/math" xmlns:v="urn:schemas-microsoft-com:vml" xmlns:wp14="http://schemas.microsoft.com/office/word/2010/wordprocessingDrawing" xmlns:wp="http://schemas.openxmlformats.org/drawingml/2006/wordprocessingDrawing" xmlns:w10="urn:schemas-microsoft-com:office:word" xmlns:w="http://schemas.openxmlformats.org/wordprocessingml/2006/main" xmlns:w14="http://schemas.microsoft.com/office/word/2010/wordml" xmlns:w15="http://schemas.microsoft.com/office/word/2012/wordml" xmlns:w16cex="http://schemas.microsoft.com/office/word/2018/wordml/cex" xmlns:w16cid="http://schemas.microsoft.com/office/word/2016/wordml/cid" xmlns:w16="http://schemas.microsoft.com/office/word/2018/wordml" xmlns:w16du="http://schemas.microsoft.com/office/word/2023/wordml/word16du" xmlns:w16sdtdh="http://schemas.microsoft.com/office/word/2020/wordml/sdtdatahash" xmlns:w16sdtfl="http://schemas.microsoft.com/office/word/2024/wordml/sdtformatlock" xmlns:w16se="http://schemas.microsoft.com/office/word/2015/wordml/symex" xmlns:wpg="http://schemas.microsoft.com/office/word/2010/wordprocessingGroup" xmlns:wpi="http://schemas.microsoft.com/office/word/2010/wordprocessingInk" xmlns:wne="http://schemas.microsoft.com/office/word/2006/wordml" xmlns:wps="http://schemas.microsoft.com/office/word/2010/wordprocessingShape" mc:Ignorable="w14 w15 w16se w16cid w16 w16cex w16sdtdh w16sdtfl w16du wp14">
   <w:endnote w:type="separator" w:id="-1">
     <w:p>
       <w:r>
@@ -747,7 +674,7 @@
 </file>
 
 <file path=word/footnotes.xml><?xml version="1.0" encoding="utf-8"?>
-<w:footnotes xmlns:wpc="http://schemas.microsoft.com/office/word/2010/wordprocessingCanvas" xmlns:cx="http://schemas.microsoft.com/office/drawing/2014/chartex" xmlns:mc="http://schemas.openxmlformats.org/markup-compatibility/2006" xmlns:o="urn:schemas-microsoft-com:office:office" xmlns:r="http://schemas.openxmlformats.org/officeDocument/2006/relationships" xmlns:m="http://schemas.openxmlformats.org/officeDocument/2006/math" xmlns:v="urn:schemas-microsoft-com:vml" xmlns:wp14="http://schemas.microsoft.com/office/word/2010/wordprocessingDrawing" xmlns:wp="http://schemas.openxmlformats.org/drawingml/2006/wordprocessingDrawing" xmlns:w10="urn:schemas-microsoft-com:office:word" xmlns:w="http://schemas.openxmlformats.org/wordprocessingml/2006/main" xmlns:w14="http://schemas.microsoft.com/office/word/2010/wordml" xmlns:w15="http://schemas.microsoft.com/office/word/2012/wordml" xmlns:w16se="http://schemas.microsoft.com/office/word/2015/wordml/symex" xmlns:wpg="http://schemas.microsoft.com/office/word/2010/wordprocessingGroup" xmlns:wpi="http://schemas.microsoft.com/office/word/2010/wordprocessingInk" xmlns:wne="http://schemas.microsoft.com/office/word/2006/wordml" xmlns:wps="http://schemas.microsoft.com/office/word/2010/wordprocessingShape" mc:Ignorable="w14 w15 w16se wp14">
+<w:footnotes xmlns:wpc="http://schemas.microsoft.com/office/word/2010/wordprocessingCanvas" xmlns:cx="http://schemas.microsoft.com/office/drawing/2014/chartex" xmlns:cx1="http://schemas.microsoft.com/office/drawing/2015/9/8/chartex" xmlns:cx2="http://schemas.microsoft.com/office/drawing/2015/10/21/chartex" xmlns:cx3="http://schemas.microsoft.com/office/drawing/2016/5/9/chartex" xmlns:cx4="http://schemas.microsoft.com/office/drawing/2016/5/10/chartex" xmlns:cx5="http://schemas.microsoft.com/office/drawing/2016/5/11/chartex" xmlns:cx6="http://schemas.microsoft.com/office/drawing/2016/5/12/chartex" xmlns:cx7="http://schemas.microsoft.com/office/drawing/2016/5/13/chartex" xmlns:cx8="http://schemas.microsoft.com/office/drawing/2016/5/14/chartex" xmlns:mc="http://schemas.openxmlformats.org/markup-compatibility/2006" xmlns:aink="http://schemas.microsoft.com/office/drawing/2016/ink" xmlns:am3d="http://schemas.microsoft.com/office/drawing/2017/model3d" xmlns:o="urn:schemas-microsoft-com:office:office" xmlns:oel="http://schemas.microsoft.com/office/2019/extlst" xmlns:r="http://schemas.openxmlformats.org/officeDocument/2006/relationships" xmlns:m="http://schemas.openxmlformats.org/officeDocument/2006/math" xmlns:v="urn:schemas-microsoft-com:vml" xmlns:wp14="http://schemas.microsoft.com/office/word/2010/wordprocessingDrawing" xmlns:wp="http://schemas.openxmlformats.org/drawingml/2006/wordprocessingDrawing" xmlns:w10="urn:schemas-microsoft-com:office:word" xmlns:w="http://schemas.openxmlformats.org/wordprocessingml/2006/main" xmlns:w14="http://schemas.microsoft.com/office/word/2010/wordml" xmlns:w15="http://schemas.microsoft.com/office/word/2012/wordml" xmlns:w16cex="http://schemas.microsoft.com/office/word/2018/wordml/cex" xmlns:w16cid="http://schemas.microsoft.com/office/word/2016/wordml/cid" xmlns:w16="http://schemas.microsoft.com/office/word/2018/wordml" xmlns:w16du="http://schemas.microsoft.com/office/word/2023/wordml/word16du" xmlns:w16sdtdh="http://schemas.microsoft.com/office/word/2020/wordml/sdtdatahash" xmlns:w16sdtfl="http://schemas.microsoft.com/office/word/2024/wordml/sdtformatlock" xmlns:w16se="http://schemas.microsoft.com/office/word/2015/wordml/symex" xmlns:wpg="http://schemas.microsoft.com/office/word/2010/wordprocessingGroup" xmlns:wpi="http://schemas.microsoft.com/office/word/2010/wordprocessingInk" xmlns:wne="http://schemas.microsoft.com/office/word/2006/wordml" xmlns:wps="http://schemas.microsoft.com/office/word/2010/wordprocessingShape" mc:Ignorable="w14 w15 w16se w16cid w16 w16cex w16sdtdh w16sdtfl w16du wp14">
   <w:footnote w:type="separator" w:id="-1">
     <w:p>
       <w:r>
@@ -766,7 +693,7 @@
 </file>
 
 <file path=word/header1.xml><?xml version="1.0" encoding="utf-8"?>
-<w:hdr xmlns:wpc="http://schemas.microsoft.com/office/word/2010/wordprocessingCanvas" xmlns:cx="http://schemas.microsoft.com/office/drawing/2014/chartex" xmlns:mc="http://schemas.openxmlformats.org/markup-compatibility/2006" xmlns:o="urn:schemas-microsoft-com:office:office" xmlns:r="http://schemas.openxmlformats.org/officeDocument/2006/relationships" xmlns:m="http://schemas.openxmlformats.org/officeDocument/2006/math" xmlns:v="urn:schemas-microsoft-com:vml" xmlns:wp14="http://schemas.microsoft.com/office/word/2010/wordprocessingDrawing" xmlns:wp="http://schemas.openxmlformats.org/drawingml/2006/wordprocessingDrawing" xmlns:w10="urn:schemas-microsoft-com:office:word" xmlns:w="http://schemas.openxmlformats.org/wordprocessingml/2006/main" xmlns:w14="http://schemas.microsoft.com/office/word/2010/wordml" xmlns:w15="http://schemas.microsoft.com/office/word/2012/wordml" xmlns:w16se="http://schemas.microsoft.com/office/word/2015/wordml/symex" xmlns:wpg="http://schemas.microsoft.com/office/word/2010/wordprocessingGroup" xmlns:wpi="http://schemas.microsoft.com/office/word/2010/wordprocessingInk" xmlns:wne="http://schemas.microsoft.com/office/word/2006/wordml" xmlns:wps="http://schemas.microsoft.com/office/word/2010/wordprocessingShape" mc:Ignorable="w14 w15 w16se wp14">
+<w:hdr xmlns:wpc="http://schemas.microsoft.com/office/word/2010/wordprocessingCanvas" xmlns:cx="http://schemas.microsoft.com/office/drawing/2014/chartex" xmlns:cx1="http://schemas.microsoft.com/office/drawing/2015/9/8/chartex" xmlns:cx2="http://schemas.microsoft.com/office/drawing/2015/10/21/chartex" xmlns:cx3="http://schemas.microsoft.com/office/drawing/2016/5/9/chartex" xmlns:cx4="http://schemas.microsoft.com/office/drawing/2016/5/10/chartex" xmlns:cx5="http://schemas.microsoft.com/office/drawing/2016/5/11/chartex" xmlns:cx6="http://schemas.microsoft.com/office/drawing/2016/5/12/chartex" xmlns:cx7="http://schemas.microsoft.com/office/drawing/2016/5/13/chartex" xmlns:cx8="http://schemas.microsoft.com/office/drawing/2016/5/14/chartex" xmlns:mc="http://schemas.openxmlformats.org/markup-compatibility/2006" xmlns:aink="http://schemas.microsoft.com/office/drawing/2016/ink" xmlns:am3d="http://schemas.microsoft.com/office/drawing/2017/model3d" xmlns:o="urn:schemas-microsoft-com:office:office" xmlns:oel="http://schemas.microsoft.com/office/2019/extlst" xmlns:r="http://schemas.openxmlformats.org/officeDocument/2006/relationships" xmlns:m="http://schemas.openxmlformats.org/officeDocument/2006/math" xmlns:v="urn:schemas-microsoft-com:vml" xmlns:wp14="http://schemas.microsoft.com/office/word/2010/wordprocessingDrawing" xmlns:wp="http://schemas.openxmlformats.org/drawingml/2006/wordprocessingDrawing" xmlns:w10="urn:schemas-microsoft-com:office:word" xmlns:w="http://schemas.openxmlformats.org/wordprocessingml/2006/main" xmlns:w14="http://schemas.microsoft.com/office/word/2010/wordml" xmlns:w15="http://schemas.microsoft.com/office/word/2012/wordml" xmlns:w16cex="http://schemas.microsoft.com/office/word/2018/wordml/cex" xmlns:w16cid="http://schemas.microsoft.com/office/word/2016/wordml/cid" xmlns:w16="http://schemas.microsoft.com/office/word/2018/wordml" xmlns:w16du="http://schemas.microsoft.com/office/word/2023/wordml/word16du" xmlns:w16sdtdh="http://schemas.microsoft.com/office/word/2020/wordml/sdtdatahash" xmlns:w16sdtfl="http://schemas.microsoft.com/office/word/2024/wordml/sdtformatlock" xmlns:w16se="http://schemas.microsoft.com/office/word/2015/wordml/symex" xmlns:wpg="http://schemas.microsoft.com/office/word/2010/wordprocessingGroup" xmlns:wpi="http://schemas.microsoft.com/office/word/2010/wordprocessingInk" xmlns:wne="http://schemas.microsoft.com/office/word/2006/wordml" xmlns:wps="http://schemas.microsoft.com/office/word/2010/wordprocessingShape" mc:Ignorable="w14 w15 w16se w16cid w16 w16cex w16sdtdh w16sdtfl w16du wp14">
   <w:p>
     <w:pPr>
       <w:jc w:val="center"/>
@@ -1084,7 +1011,7 @@
 </file>
 
 <file path=word/styles.xml><?xml version="1.0" encoding="utf-8"?>
-<w:styles xmlns:mc="http://schemas.openxmlformats.org/markup-compatibility/2006" xmlns:r="http://schemas.openxmlformats.org/officeDocument/2006/relationships" xmlns:w="http://schemas.openxmlformats.org/wordprocessingml/2006/main" xmlns:w14="http://schemas.microsoft.com/office/word/2010/wordml" xmlns:w15="http://schemas.microsoft.com/office/word/2012/wordml" xmlns:w16se="http://schemas.microsoft.com/office/word/2015/wordml/symex" mc:Ignorable="w14 w15 w16se">
+<w:styles xmlns:mc="http://schemas.openxmlformats.org/markup-compatibility/2006" xmlns:r="http://schemas.openxmlformats.org/officeDocument/2006/relationships" xmlns:w="http://schemas.openxmlformats.org/wordprocessingml/2006/main" xmlns:w14="http://schemas.microsoft.com/office/word/2010/wordml" xmlns:w15="http://schemas.microsoft.com/office/word/2012/wordml" xmlns:w16cex="http://schemas.microsoft.com/office/word/2018/wordml/cex" xmlns:w16cid="http://schemas.microsoft.com/office/word/2016/wordml/cid" xmlns:w16="http://schemas.microsoft.com/office/word/2018/wordml" xmlns:w16du="http://schemas.microsoft.com/office/word/2023/wordml/word16du" xmlns:w16sdtdh="http://schemas.microsoft.com/office/word/2020/wordml/sdtdatahash" xmlns:w16sdtfl="http://schemas.microsoft.com/office/word/2024/wordml/sdtformatlock" xmlns:w16se="http://schemas.microsoft.com/office/word/2015/wordml/symex" mc:Ignorable="w14 w15 w16se w16cid w16 w16cex w16sdtdh w16sdtfl w16du">
   <w:docDefaults>
     <w:rPrDefault>
       <w:rPr>
@@ -1102,7 +1029,7 @@
       </w:pPr>
     </w:pPrDefault>
   </w:docDefaults>
-  <w:latentStyles w:defLockedState="0" w:defUIPriority="99" w:defSemiHidden="0" w:defUnhideWhenUsed="0" w:defQFormat="0" w:count="371">
+  <w:latentStyles w:defLockedState="0" w:defUIPriority="99" w:defSemiHidden="0" w:defUnhideWhenUsed="0" w:defQFormat="0" w:count="376">
     <w:lsdException w:name="Normal" w:uiPriority="0" w:qFormat="1"/>
     <w:lsdException w:name="heading 1" w:uiPriority="9" w:qFormat="1"/>
     <w:lsdException w:name="heading 2" w:semiHidden="1" w:uiPriority="9" w:unhideWhenUsed="1" w:qFormat="1"/>
@@ -1474,6 +1401,11 @@
     <w:lsdException w:name="List Table 5 Dark Accent 6" w:uiPriority="50"/>
     <w:lsdException w:name="List Table 6 Colorful Accent 6" w:uiPriority="51"/>
     <w:lsdException w:name="List Table 7 Colorful Accent 6" w:uiPriority="52"/>
+    <w:lsdException w:name="Mention" w:semiHidden="1" w:unhideWhenUsed="1"/>
+    <w:lsdException w:name="Smart Hyperlink" w:semiHidden="1" w:unhideWhenUsed="1"/>
+    <w:lsdException w:name="Hashtag" w:semiHidden="1" w:unhideWhenUsed="1"/>
+    <w:lsdException w:name="Unresolved Mention" w:semiHidden="1" w:unhideWhenUsed="1"/>
+    <w:lsdException w:name="Smart Link" w:semiHidden="1" w:unhideWhenUsed="1"/>
   </w:latentStyles>
   <w:style w:type="paragraph" w:default="1" w:styleId="Normal">
     <w:name w:val="Normal"/>

--- a/Modelos_documentos/oficio_contrato.docx
+++ b/Modelos_documentos/oficio_contrato.docx
@@ -1,6 +1,6 @@
 
 <file path=word/document.xml><?xml version="1.0" encoding="utf-8"?>
-<w:document xmlns:wpc="http://schemas.microsoft.com/office/word/2010/wordprocessingCanvas" xmlns:cx="http://schemas.microsoft.com/office/drawing/2014/chartex" xmlns:cx1="http://schemas.microsoft.com/office/drawing/2015/9/8/chartex" xmlns:cx2="http://schemas.microsoft.com/office/drawing/2015/10/21/chartex" xmlns:cx3="http://schemas.microsoft.com/office/drawing/2016/5/9/chartex" xmlns:cx4="http://schemas.microsoft.com/office/drawing/2016/5/10/chartex" xmlns:cx5="http://schemas.microsoft.com/office/drawing/2016/5/11/chartex" xmlns:cx6="http://schemas.microsoft.com/office/drawing/2016/5/12/chartex" xmlns:cx7="http://schemas.microsoft.com/office/drawing/2016/5/13/chartex" xmlns:cx8="http://schemas.microsoft.com/office/drawing/2016/5/14/chartex" xmlns:mc="http://schemas.openxmlformats.org/markup-compatibility/2006" xmlns:aink="http://schemas.microsoft.com/office/drawing/2016/ink" xmlns:am3d="http://schemas.microsoft.com/office/drawing/2017/model3d" xmlns:o="urn:schemas-microsoft-com:office:office" xmlns:oel="http://schemas.microsoft.com/office/2019/extlst" xmlns:r="http://schemas.openxmlformats.org/officeDocument/2006/relationships" xmlns:m="http://schemas.openxmlformats.org/officeDocument/2006/math" xmlns:v="urn:schemas-microsoft-com:vml" xmlns:wp14="http://schemas.microsoft.com/office/word/2010/wordprocessingDrawing" xmlns:wp="http://schemas.openxmlformats.org/drawingml/2006/wordprocessingDrawing" xmlns:w10="urn:schemas-microsoft-com:office:word" xmlns:w="http://schemas.openxmlformats.org/wordprocessingml/2006/main" xmlns:w14="http://schemas.microsoft.com/office/word/2010/wordml" xmlns:w15="http://schemas.microsoft.com/office/word/2012/wordml" xmlns:w16cex="http://schemas.microsoft.com/office/word/2018/wordml/cex" xmlns:w16cid="http://schemas.microsoft.com/office/word/2016/wordml/cid" xmlns:w16="http://schemas.microsoft.com/office/word/2018/wordml" xmlns:w16du="http://schemas.microsoft.com/office/word/2023/wordml/word16du" xmlns:w16sdtdh="http://schemas.microsoft.com/office/word/2020/wordml/sdtdatahash" xmlns:w16sdtfl="http://schemas.microsoft.com/office/word/2024/wordml/sdtformatlock" xmlns:w16se="http://schemas.microsoft.com/office/word/2015/wordml/symex" xmlns:wpg="http://schemas.microsoft.com/office/word/2010/wordprocessingGroup" xmlns:wpi="http://schemas.microsoft.com/office/word/2010/wordprocessingInk" xmlns:wne="http://schemas.microsoft.com/office/word/2006/wordml" xmlns:wps="http://schemas.microsoft.com/office/word/2010/wordprocessingShape" mc:Ignorable="w14 w15 w16se w16cid w16 w16cex w16sdtdh w16sdtfl w16du wp14">
+<w:document xmlns:wpc="http://schemas.microsoft.com/office/word/2010/wordprocessingCanvas" xmlns:cx="http://schemas.microsoft.com/office/drawing/2014/chartex" xmlns:mc="http://schemas.openxmlformats.org/markup-compatibility/2006" xmlns:o="urn:schemas-microsoft-com:office:office" xmlns:r="http://schemas.openxmlformats.org/officeDocument/2006/relationships" xmlns:m="http://schemas.openxmlformats.org/officeDocument/2006/math" xmlns:v="urn:schemas-microsoft-com:vml" xmlns:wp14="http://schemas.microsoft.com/office/word/2010/wordprocessingDrawing" xmlns:wp="http://schemas.openxmlformats.org/drawingml/2006/wordprocessingDrawing" xmlns:w10="urn:schemas-microsoft-com:office:word" xmlns:w="http://schemas.openxmlformats.org/wordprocessingml/2006/main" xmlns:w14="http://schemas.microsoft.com/office/word/2010/wordml" xmlns:w15="http://schemas.microsoft.com/office/word/2012/wordml" xmlns:w16se="http://schemas.microsoft.com/office/word/2015/wordml/symex" xmlns:wpg="http://schemas.microsoft.com/office/word/2010/wordprocessingGroup" xmlns:wpi="http://schemas.microsoft.com/office/word/2010/wordprocessingInk" xmlns:wne="http://schemas.microsoft.com/office/word/2006/wordml" xmlns:wps="http://schemas.microsoft.com/office/word/2010/wordprocessingShape" mc:Ignorable="w14 w15 w16se wp14">
   <w:body>
     <w:p>
       <w:pPr>
@@ -8,6 +8,7 @@
         <w:ind w:left="0"/>
         <w:rPr>
           <w:rFonts w:ascii="Garamond" w:hAnsi="Garamond"/>
+          <w:spacing w:val="-2"/>
           <w:sz w:val="24"/>
           <w:szCs w:val="24"/>
         </w:rPr>
@@ -78,6 +79,81 @@
           <w:szCs w:val="24"/>
         </w:rPr>
         <w:t>FLCH/UNMSM</w:t>
+      </w:r>
+    </w:p>
+    <w:p>
+      <w:pPr>
+        <w:pStyle w:val="Ttulo"/>
+        <w:ind w:left="0"/>
+        <w:rPr>
+          <w:rFonts w:ascii="Garamond" w:hAnsi="Garamond"/>
+          <w:b w:val="0"/>
+          <w:sz w:val="24"/>
+          <w:szCs w:val="24"/>
+        </w:rPr>
+      </w:pPr>
+      <w:r>
+        <w:rPr>
+          <w:rFonts w:ascii="Garamond" w:hAnsi="Garamond"/>
+          <w:b w:val="0"/>
+          <w:spacing w:val="-2"/>
+          <w:sz w:val="24"/>
+          <w:szCs w:val="24"/>
+        </w:rPr>
+        <w:t xml:space="preserve">Lima, </w:t>
+      </w:r>
+      <w:r>
+        <w:rPr>
+          <w:rFonts w:ascii="Garamond" w:hAnsi="Garamond"/>
+          <w:b w:val="0"/>
+          <w:spacing w:val="-2"/>
+          <w:sz w:val="24"/>
+          <w:szCs w:val="24"/>
+        </w:rPr>
+        <w:fldChar w:fldCharType="begin"/>
+      </w:r>
+      <w:r>
+        <w:rPr>
+          <w:rFonts w:ascii="Garamond" w:hAnsi="Garamond"/>
+          <w:b w:val="0"/>
+          <w:spacing w:val="-2"/>
+          <w:sz w:val="24"/>
+          <w:szCs w:val="24"/>
+          <w:lang w:val="es-PE"/>
+        </w:rPr>
+        <w:instrText xml:space="preserve"> TIME \@ "d 'de' MMMM 'de' yyyy" </w:instrText>
+      </w:r>
+      <w:r>
+        <w:rPr>
+          <w:rFonts w:ascii="Garamond" w:hAnsi="Garamond"/>
+          <w:b w:val="0"/>
+          <w:spacing w:val="-2"/>
+          <w:sz w:val="24"/>
+          <w:szCs w:val="24"/>
+        </w:rPr>
+        <w:fldChar w:fldCharType="separate"/>
+      </w:r>
+      <w:r>
+        <w:rPr>
+          <w:rFonts w:ascii="Garamond" w:hAnsi="Garamond"/>
+          <w:b w:val="0"/>
+          <w:noProof/>
+          <w:spacing w:val="-2"/>
+          <w:sz w:val="24"/>
+          <w:szCs w:val="24"/>
+          <w:lang w:val="es-PE"/>
+        </w:rPr>
+        <w:t>13 de Noviembre de 2025</w:t>
+      </w:r>
+      <w:r>
+        <w:rPr>
+          <w:rFonts w:ascii="Garamond" w:hAnsi="Garamond"/>
+          <w:b w:val="0"/>
+          <w:spacing w:val="-2"/>
+          <w:sz w:val="24"/>
+          <w:szCs w:val="24"/>
+        </w:rPr>
+        <w:fldChar w:fldCharType="end"/>
       </w:r>
     </w:p>
     <w:p>
@@ -317,11 +393,20 @@
         </w:rPr>
         <w:t xml:space="preserve"> </w:t>
       </w:r>
-      <w:r>
-        <w:rPr>
-          <w:rFonts w:ascii="Garamond" w:hAnsi="Garamond"/>
-        </w:rPr>
-        <w:t>servicios N.°</w:t>
+      <w:bookmarkStart w:id="0" w:name="_GoBack"/>
+      <w:bookmarkEnd w:id="0"/>
+      <w:r>
+        <w:rPr>
+          <w:rFonts w:ascii="Garamond" w:hAnsi="Garamond"/>
+        </w:rPr>
+        <w:t xml:space="preserve">servicios </w:t>
+      </w:r>
+      <w:proofErr w:type="spellStart"/>
+      <w:r>
+        <w:rPr>
+          <w:rFonts w:ascii="Garamond" w:hAnsi="Garamond"/>
+        </w:rPr>
+        <w:t>N.°</w:t>
       </w:r>
       <w:r>
         <w:rPr>
@@ -331,6 +416,7 @@
         </w:rPr>
         <w:t>Nro_Contrato</w:t>
       </w:r>
+      <w:proofErr w:type="spellEnd"/>
       <w:r>
         <w:rPr>
           <w:rFonts w:ascii="Garamond" w:hAnsi="Garamond"/>
@@ -432,64 +518,81 @@
           <w:rFonts w:ascii="Garamond" w:eastAsia="Arial MT" w:hAnsi="Garamond" w:cs="Arial"/>
           <w:spacing w:val="1"/>
         </w:rPr>
-        <w:t xml:space="preserve"> descripcion</w:t>
-      </w:r>
+        <w:t xml:space="preserve"> </w:t>
+      </w:r>
+      <w:proofErr w:type="spellStart"/>
       <w:r>
         <w:rPr>
           <w:rFonts w:ascii="Garamond" w:eastAsia="Arial MT" w:hAnsi="Garamond" w:cs="Arial"/>
           <w:spacing w:val="1"/>
         </w:rPr>
-        <w:t xml:space="preserve">, para el Centro de Idiomas de la Facultad de Letras, cuyo monto del servicio es </w:t>
-      </w:r>
+        <w:t>descripcion</w:t>
+      </w:r>
+      <w:proofErr w:type="spellEnd"/>
       <w:r>
         <w:rPr>
           <w:rFonts w:ascii="Garamond" w:eastAsia="Arial MT" w:hAnsi="Garamond" w:cs="Arial"/>
           <w:spacing w:val="1"/>
         </w:rPr>
-        <w:t>monto_subtotal</w:t>
-      </w:r>
+        <w:t xml:space="preserve">, para el Centro de Idiomas de la Facultad de Letras, cuyo monto del servicio es </w:t>
+      </w:r>
+      <w:proofErr w:type="spellStart"/>
       <w:r>
         <w:rPr>
           <w:rFonts w:ascii="Garamond" w:eastAsia="Arial MT" w:hAnsi="Garamond" w:cs="Arial"/>
           <w:spacing w:val="1"/>
         </w:rPr>
-        <w:t xml:space="preserve">, monto por hora: </w:t>
-      </w:r>
+        <w:t>monto_subtotal</w:t>
+      </w:r>
+      <w:proofErr w:type="spellEnd"/>
       <w:r>
         <w:rPr>
           <w:rFonts w:ascii="Garamond" w:eastAsia="Arial MT" w:hAnsi="Garamond" w:cs="Arial"/>
           <w:spacing w:val="1"/>
         </w:rPr>
-        <w:t>categoria</w:t>
-      </w:r>
+        <w:t xml:space="preserve">, monto por hora: </w:t>
+      </w:r>
+      <w:proofErr w:type="spellStart"/>
       <w:r>
         <w:rPr>
           <w:rFonts w:ascii="Garamond" w:eastAsia="Arial MT" w:hAnsi="Garamond" w:cs="Arial"/>
           <w:spacing w:val="1"/>
         </w:rPr>
-        <w:t xml:space="preserve">, bajo la modalidad </w:t>
-      </w:r>
+        <w:t>categoria</w:t>
+      </w:r>
+      <w:proofErr w:type="spellEnd"/>
       <w:r>
         <w:rPr>
           <w:rFonts w:ascii="Garamond" w:eastAsia="Arial MT" w:hAnsi="Garamond" w:cs="Arial"/>
           <w:spacing w:val="1"/>
         </w:rPr>
-        <w:t>modalidad_servicio</w:t>
-      </w:r>
+        <w:t xml:space="preserve">, bajo la modalidad </w:t>
+      </w:r>
+      <w:proofErr w:type="spellStart"/>
       <w:r>
         <w:rPr>
           <w:rFonts w:ascii="Garamond" w:eastAsia="Arial MT" w:hAnsi="Garamond" w:cs="Arial"/>
           <w:spacing w:val="1"/>
         </w:rPr>
-        <w:t xml:space="preserve">, correspondiente a la </w:t>
-      </w:r>
+        <w:t>modalidad_servicio</w:t>
+      </w:r>
+      <w:proofErr w:type="spellEnd"/>
       <w:r>
         <w:rPr>
           <w:rFonts w:ascii="Garamond" w:eastAsia="Arial MT" w:hAnsi="Garamond" w:cs="Arial"/>
           <w:spacing w:val="1"/>
         </w:rPr>
+        <w:t xml:space="preserve">, correspondiente a la </w:t>
+      </w:r>
+      <w:proofErr w:type="spellStart"/>
+      <w:r>
+        <w:rPr>
+          <w:rFonts w:ascii="Garamond" w:eastAsia="Arial MT" w:hAnsi="Garamond" w:cs="Arial"/>
+          <w:spacing w:val="1"/>
+        </w:rPr>
         <w:t>numero_armada</w:t>
       </w:r>
+      <w:proofErr w:type="spellEnd"/>
       <w:r>
         <w:rPr>
           <w:rFonts w:ascii="Garamond" w:eastAsia="Arial MT" w:hAnsi="Garamond" w:cs="Arial"/>
@@ -594,8 +697,54 @@
           <w:b/>
           <w:szCs w:val="22"/>
         </w:rPr>
-        <w:t>nombre_director</w:t>
-      </w:r>
+        <w:t xml:space="preserve">Dr. Guillaume </w:t>
+      </w:r>
+      <w:proofErr w:type="spellStart"/>
+      <w:r>
+        <w:rPr>
+          <w:rFonts w:ascii="Garamond" w:hAnsi="Garamond"/>
+          <w:b/>
+          <w:szCs w:val="22"/>
+        </w:rPr>
+        <w:t>Yannick</w:t>
+      </w:r>
+      <w:proofErr w:type="spellEnd"/>
+      <w:r>
+        <w:rPr>
+          <w:rFonts w:ascii="Garamond" w:hAnsi="Garamond"/>
+          <w:b/>
+          <w:szCs w:val="22"/>
+        </w:rPr>
+        <w:t xml:space="preserve"> </w:t>
+      </w:r>
+      <w:proofErr w:type="spellStart"/>
+      <w:r>
+        <w:rPr>
+          <w:rFonts w:ascii="Garamond" w:hAnsi="Garamond"/>
+          <w:b/>
+          <w:szCs w:val="22"/>
+        </w:rPr>
+        <w:t>Serge</w:t>
+      </w:r>
+      <w:proofErr w:type="spellEnd"/>
+      <w:r>
+        <w:rPr>
+          <w:rFonts w:ascii="Garamond" w:hAnsi="Garamond"/>
+          <w:b/>
+          <w:szCs w:val="22"/>
+        </w:rPr>
+        <w:t xml:space="preserve"> </w:t>
+      </w:r>
+      <w:proofErr w:type="spellStart"/>
+      <w:r>
+        <w:rPr>
+          <w:rFonts w:ascii="Garamond" w:hAnsi="Garamond"/>
+          <w:b/>
+          <w:szCs w:val="22"/>
+        </w:rPr>
+        <w:t>Oisel</w:t>
+      </w:r>
+      <w:proofErr w:type="spellEnd"/>
     </w:p>
     <w:p>
       <w:pPr>
@@ -604,15 +753,13 @@
         <w:jc w:val="center"/>
         <w:rPr>
           <w:rFonts w:ascii="Garamond" w:hAnsi="Garamond"/>
-          <w:szCs w:val="22"/>
-        </w:rPr>
-      </w:pPr>
-      <w:r>
-        <w:rPr>
-          <w:rFonts w:ascii="Garamond" w:hAnsi="Garamond"/>
-          <w:szCs w:val="22"/>
-        </w:rPr>
-        <w:t>cargo_director</w:t>
+        </w:rPr>
+      </w:pPr>
+      <w:r>
+        <w:rPr>
+          <w:rFonts w:ascii="Garamond" w:hAnsi="Garamond"/>
+        </w:rPr>
+        <w:t>Director de la Dirección Ejecutiva</w:t>
       </w:r>
     </w:p>
     <w:p>
@@ -655,7 +802,7 @@
 </file>
 
 <file path=word/endnotes.xml><?xml version="1.0" encoding="utf-8"?>
-<w:endnotes xmlns:wpc="http://schemas.microsoft.com/office/word/2010/wordprocessingCanvas" xmlns:cx="http://schemas.microsoft.com/office/drawing/2014/chartex" xmlns:cx1="http://schemas.microsoft.com/office/drawing/2015/9/8/chartex" xmlns:cx2="http://schemas.microsoft.com/office/drawing/2015/10/21/chartex" xmlns:cx3="http://schemas.microsoft.com/office/drawing/2016/5/9/chartex" xmlns:cx4="http://schemas.microsoft.com/office/drawing/2016/5/10/chartex" xmlns:cx5="http://schemas.microsoft.com/office/drawing/2016/5/11/chartex" xmlns:cx6="http://schemas.microsoft.com/office/drawing/2016/5/12/chartex" xmlns:cx7="http://schemas.microsoft.com/office/drawing/2016/5/13/chartex" xmlns:cx8="http://schemas.microsoft.com/office/drawing/2016/5/14/chartex" xmlns:mc="http://schemas.openxmlformats.org/markup-compatibility/2006" xmlns:aink="http://schemas.microsoft.com/office/drawing/2016/ink" xmlns:am3d="http://schemas.microsoft.com/office/drawing/2017/model3d" xmlns:o="urn:schemas-microsoft-com:office:office" xmlns:oel="http://schemas.microsoft.com/office/2019/extlst" xmlns:r="http://schemas.openxmlformats.org/officeDocument/2006/relationships" xmlns:m="http://schemas.openxmlformats.org/officeDocument/2006/math" xmlns:v="urn:schemas-microsoft-com:vml" xmlns:wp14="http://schemas.microsoft.com/office/word/2010/wordprocessingDrawing" xmlns:wp="http://schemas.openxmlformats.org/drawingml/2006/wordprocessingDrawing" xmlns:w10="urn:schemas-microsoft-com:office:word" xmlns:w="http://schemas.openxmlformats.org/wordprocessingml/2006/main" xmlns:w14="http://schemas.microsoft.com/office/word/2010/wordml" xmlns:w15="http://schemas.microsoft.com/office/word/2012/wordml" xmlns:w16cex="http://schemas.microsoft.com/office/word/2018/wordml/cex" xmlns:w16cid="http://schemas.microsoft.com/office/word/2016/wordml/cid" xmlns:w16="http://schemas.microsoft.com/office/word/2018/wordml" xmlns:w16du="http://schemas.microsoft.com/office/word/2023/wordml/word16du" xmlns:w16sdtdh="http://schemas.microsoft.com/office/word/2020/wordml/sdtdatahash" xmlns:w16sdtfl="http://schemas.microsoft.com/office/word/2024/wordml/sdtformatlock" xmlns:w16se="http://schemas.microsoft.com/office/word/2015/wordml/symex" xmlns:wpg="http://schemas.microsoft.com/office/word/2010/wordprocessingGroup" xmlns:wpi="http://schemas.microsoft.com/office/word/2010/wordprocessingInk" xmlns:wne="http://schemas.microsoft.com/office/word/2006/wordml" xmlns:wps="http://schemas.microsoft.com/office/word/2010/wordprocessingShape" mc:Ignorable="w14 w15 w16se w16cid w16 w16cex w16sdtdh w16sdtfl w16du wp14">
+<w:endnotes xmlns:wpc="http://schemas.microsoft.com/office/word/2010/wordprocessingCanvas" xmlns:cx="http://schemas.microsoft.com/office/drawing/2014/chartex" xmlns:mc="http://schemas.openxmlformats.org/markup-compatibility/2006" xmlns:o="urn:schemas-microsoft-com:office:office" xmlns:r="http://schemas.openxmlformats.org/officeDocument/2006/relationships" xmlns:m="http://schemas.openxmlformats.org/officeDocument/2006/math" xmlns:v="urn:schemas-microsoft-com:vml" xmlns:wp14="http://schemas.microsoft.com/office/word/2010/wordprocessingDrawing" xmlns:wp="http://schemas.openxmlformats.org/drawingml/2006/wordprocessingDrawing" xmlns:w10="urn:schemas-microsoft-com:office:word" xmlns:w="http://schemas.openxmlformats.org/wordprocessingml/2006/main" xmlns:w14="http://schemas.microsoft.com/office/word/2010/wordml" xmlns:w15="http://schemas.microsoft.com/office/word/2012/wordml" xmlns:w16se="http://schemas.microsoft.com/office/word/2015/wordml/symex" xmlns:wpg="http://schemas.microsoft.com/office/word/2010/wordprocessingGroup" xmlns:wpi="http://schemas.microsoft.com/office/word/2010/wordprocessingInk" xmlns:wne="http://schemas.microsoft.com/office/word/2006/wordml" xmlns:wps="http://schemas.microsoft.com/office/word/2010/wordprocessingShape" mc:Ignorable="w14 w15 w16se wp14">
   <w:endnote w:type="separator" w:id="-1">
     <w:p>
       <w:r>
@@ -674,7 +821,7 @@
 </file>
 
 <file path=word/footnotes.xml><?xml version="1.0" encoding="utf-8"?>
-<w:footnotes xmlns:wpc="http://schemas.microsoft.com/office/word/2010/wordprocessingCanvas" xmlns:cx="http://schemas.microsoft.com/office/drawing/2014/chartex" xmlns:cx1="http://schemas.microsoft.com/office/drawing/2015/9/8/chartex" xmlns:cx2="http://schemas.microsoft.com/office/drawing/2015/10/21/chartex" xmlns:cx3="http://schemas.microsoft.com/office/drawing/2016/5/9/chartex" xmlns:cx4="http://schemas.microsoft.com/office/drawing/2016/5/10/chartex" xmlns:cx5="http://schemas.microsoft.com/office/drawing/2016/5/11/chartex" xmlns:cx6="http://schemas.microsoft.com/office/drawing/2016/5/12/chartex" xmlns:cx7="http://schemas.microsoft.com/office/drawing/2016/5/13/chartex" xmlns:cx8="http://schemas.microsoft.com/office/drawing/2016/5/14/chartex" xmlns:mc="http://schemas.openxmlformats.org/markup-compatibility/2006" xmlns:aink="http://schemas.microsoft.com/office/drawing/2016/ink" xmlns:am3d="http://schemas.microsoft.com/office/drawing/2017/model3d" xmlns:o="urn:schemas-microsoft-com:office:office" xmlns:oel="http://schemas.microsoft.com/office/2019/extlst" xmlns:r="http://schemas.openxmlformats.org/officeDocument/2006/relationships" xmlns:m="http://schemas.openxmlformats.org/officeDocument/2006/math" xmlns:v="urn:schemas-microsoft-com:vml" xmlns:wp14="http://schemas.microsoft.com/office/word/2010/wordprocessingDrawing" xmlns:wp="http://schemas.openxmlformats.org/drawingml/2006/wordprocessingDrawing" xmlns:w10="urn:schemas-microsoft-com:office:word" xmlns:w="http://schemas.openxmlformats.org/wordprocessingml/2006/main" xmlns:w14="http://schemas.microsoft.com/office/word/2010/wordml" xmlns:w15="http://schemas.microsoft.com/office/word/2012/wordml" xmlns:w16cex="http://schemas.microsoft.com/office/word/2018/wordml/cex" xmlns:w16cid="http://schemas.microsoft.com/office/word/2016/wordml/cid" xmlns:w16="http://schemas.microsoft.com/office/word/2018/wordml" xmlns:w16du="http://schemas.microsoft.com/office/word/2023/wordml/word16du" xmlns:w16sdtdh="http://schemas.microsoft.com/office/word/2020/wordml/sdtdatahash" xmlns:w16sdtfl="http://schemas.microsoft.com/office/word/2024/wordml/sdtformatlock" xmlns:w16se="http://schemas.microsoft.com/office/word/2015/wordml/symex" xmlns:wpg="http://schemas.microsoft.com/office/word/2010/wordprocessingGroup" xmlns:wpi="http://schemas.microsoft.com/office/word/2010/wordprocessingInk" xmlns:wne="http://schemas.microsoft.com/office/word/2006/wordml" xmlns:wps="http://schemas.microsoft.com/office/word/2010/wordprocessingShape" mc:Ignorable="w14 w15 w16se w16cid w16 w16cex w16sdtdh w16sdtfl w16du wp14">
+<w:footnotes xmlns:wpc="http://schemas.microsoft.com/office/word/2010/wordprocessingCanvas" xmlns:cx="http://schemas.microsoft.com/office/drawing/2014/chartex" xmlns:mc="http://schemas.openxmlformats.org/markup-compatibility/2006" xmlns:o="urn:schemas-microsoft-com:office:office" xmlns:r="http://schemas.openxmlformats.org/officeDocument/2006/relationships" xmlns:m="http://schemas.openxmlformats.org/officeDocument/2006/math" xmlns:v="urn:schemas-microsoft-com:vml" xmlns:wp14="http://schemas.microsoft.com/office/word/2010/wordprocessingDrawing" xmlns:wp="http://schemas.openxmlformats.org/drawingml/2006/wordprocessingDrawing" xmlns:w10="urn:schemas-microsoft-com:office:word" xmlns:w="http://schemas.openxmlformats.org/wordprocessingml/2006/main" xmlns:w14="http://schemas.microsoft.com/office/word/2010/wordml" xmlns:w15="http://schemas.microsoft.com/office/word/2012/wordml" xmlns:w16se="http://schemas.microsoft.com/office/word/2015/wordml/symex" xmlns:wpg="http://schemas.microsoft.com/office/word/2010/wordprocessingGroup" xmlns:wpi="http://schemas.microsoft.com/office/word/2010/wordprocessingInk" xmlns:wne="http://schemas.microsoft.com/office/word/2006/wordml" xmlns:wps="http://schemas.microsoft.com/office/word/2010/wordprocessingShape" mc:Ignorable="w14 w15 w16se wp14">
   <w:footnote w:type="separator" w:id="-1">
     <w:p>
       <w:r>
@@ -693,7 +840,7 @@
 </file>
 
 <file path=word/header1.xml><?xml version="1.0" encoding="utf-8"?>
-<w:hdr xmlns:wpc="http://schemas.microsoft.com/office/word/2010/wordprocessingCanvas" xmlns:cx="http://schemas.microsoft.com/office/drawing/2014/chartex" xmlns:cx1="http://schemas.microsoft.com/office/drawing/2015/9/8/chartex" xmlns:cx2="http://schemas.microsoft.com/office/drawing/2015/10/21/chartex" xmlns:cx3="http://schemas.microsoft.com/office/drawing/2016/5/9/chartex" xmlns:cx4="http://schemas.microsoft.com/office/drawing/2016/5/10/chartex" xmlns:cx5="http://schemas.microsoft.com/office/drawing/2016/5/11/chartex" xmlns:cx6="http://schemas.microsoft.com/office/drawing/2016/5/12/chartex" xmlns:cx7="http://schemas.microsoft.com/office/drawing/2016/5/13/chartex" xmlns:cx8="http://schemas.microsoft.com/office/drawing/2016/5/14/chartex" xmlns:mc="http://schemas.openxmlformats.org/markup-compatibility/2006" xmlns:aink="http://schemas.microsoft.com/office/drawing/2016/ink" xmlns:am3d="http://schemas.microsoft.com/office/drawing/2017/model3d" xmlns:o="urn:schemas-microsoft-com:office:office" xmlns:oel="http://schemas.microsoft.com/office/2019/extlst" xmlns:r="http://schemas.openxmlformats.org/officeDocument/2006/relationships" xmlns:m="http://schemas.openxmlformats.org/officeDocument/2006/math" xmlns:v="urn:schemas-microsoft-com:vml" xmlns:wp14="http://schemas.microsoft.com/office/word/2010/wordprocessingDrawing" xmlns:wp="http://schemas.openxmlformats.org/drawingml/2006/wordprocessingDrawing" xmlns:w10="urn:schemas-microsoft-com:office:word" xmlns:w="http://schemas.openxmlformats.org/wordprocessingml/2006/main" xmlns:w14="http://schemas.microsoft.com/office/word/2010/wordml" xmlns:w15="http://schemas.microsoft.com/office/word/2012/wordml" xmlns:w16cex="http://schemas.microsoft.com/office/word/2018/wordml/cex" xmlns:w16cid="http://schemas.microsoft.com/office/word/2016/wordml/cid" xmlns:w16="http://schemas.microsoft.com/office/word/2018/wordml" xmlns:w16du="http://schemas.microsoft.com/office/word/2023/wordml/word16du" xmlns:w16sdtdh="http://schemas.microsoft.com/office/word/2020/wordml/sdtdatahash" xmlns:w16sdtfl="http://schemas.microsoft.com/office/word/2024/wordml/sdtformatlock" xmlns:w16se="http://schemas.microsoft.com/office/word/2015/wordml/symex" xmlns:wpg="http://schemas.microsoft.com/office/word/2010/wordprocessingGroup" xmlns:wpi="http://schemas.microsoft.com/office/word/2010/wordprocessingInk" xmlns:wne="http://schemas.microsoft.com/office/word/2006/wordml" xmlns:wps="http://schemas.microsoft.com/office/word/2010/wordprocessingShape" mc:Ignorable="w14 w15 w16se w16cid w16 w16cex w16sdtdh w16sdtfl w16du wp14">
+<w:hdr xmlns:wpc="http://schemas.microsoft.com/office/word/2010/wordprocessingCanvas" xmlns:cx="http://schemas.microsoft.com/office/drawing/2014/chartex" xmlns:mc="http://schemas.openxmlformats.org/markup-compatibility/2006" xmlns:o="urn:schemas-microsoft-com:office:office" xmlns:r="http://schemas.openxmlformats.org/officeDocument/2006/relationships" xmlns:m="http://schemas.openxmlformats.org/officeDocument/2006/math" xmlns:v="urn:schemas-microsoft-com:vml" xmlns:wp14="http://schemas.microsoft.com/office/word/2010/wordprocessingDrawing" xmlns:wp="http://schemas.openxmlformats.org/drawingml/2006/wordprocessingDrawing" xmlns:w10="urn:schemas-microsoft-com:office:word" xmlns:w="http://schemas.openxmlformats.org/wordprocessingml/2006/main" xmlns:w14="http://schemas.microsoft.com/office/word/2010/wordml" xmlns:w15="http://schemas.microsoft.com/office/word/2012/wordml" xmlns:w16se="http://schemas.microsoft.com/office/word/2015/wordml/symex" xmlns:wpg="http://schemas.microsoft.com/office/word/2010/wordprocessingGroup" xmlns:wpi="http://schemas.microsoft.com/office/word/2010/wordprocessingInk" xmlns:wne="http://schemas.microsoft.com/office/word/2006/wordml" xmlns:wps="http://schemas.microsoft.com/office/word/2010/wordprocessingShape" mc:Ignorable="w14 w15 w16se wp14">
   <w:p>
     <w:pPr>
       <w:jc w:val="center"/>
@@ -1011,7 +1158,7 @@
 </file>
 
 <file path=word/styles.xml><?xml version="1.0" encoding="utf-8"?>
-<w:styles xmlns:mc="http://schemas.openxmlformats.org/markup-compatibility/2006" xmlns:r="http://schemas.openxmlformats.org/officeDocument/2006/relationships" xmlns:w="http://schemas.openxmlformats.org/wordprocessingml/2006/main" xmlns:w14="http://schemas.microsoft.com/office/word/2010/wordml" xmlns:w15="http://schemas.microsoft.com/office/word/2012/wordml" xmlns:w16cex="http://schemas.microsoft.com/office/word/2018/wordml/cex" xmlns:w16cid="http://schemas.microsoft.com/office/word/2016/wordml/cid" xmlns:w16="http://schemas.microsoft.com/office/word/2018/wordml" xmlns:w16du="http://schemas.microsoft.com/office/word/2023/wordml/word16du" xmlns:w16sdtdh="http://schemas.microsoft.com/office/word/2020/wordml/sdtdatahash" xmlns:w16sdtfl="http://schemas.microsoft.com/office/word/2024/wordml/sdtformatlock" xmlns:w16se="http://schemas.microsoft.com/office/word/2015/wordml/symex" mc:Ignorable="w14 w15 w16se w16cid w16 w16cex w16sdtdh w16sdtfl w16du">
+<w:styles xmlns:mc="http://schemas.openxmlformats.org/markup-compatibility/2006" xmlns:r="http://schemas.openxmlformats.org/officeDocument/2006/relationships" xmlns:w="http://schemas.openxmlformats.org/wordprocessingml/2006/main" xmlns:w14="http://schemas.microsoft.com/office/word/2010/wordml" xmlns:w15="http://schemas.microsoft.com/office/word/2012/wordml" xmlns:w16se="http://schemas.microsoft.com/office/word/2015/wordml/symex" mc:Ignorable="w14 w15 w16se">
   <w:docDefaults>
     <w:rPrDefault>
       <w:rPr>
@@ -1029,7 +1176,7 @@
       </w:pPr>
     </w:pPrDefault>
   </w:docDefaults>
-  <w:latentStyles w:defLockedState="0" w:defUIPriority="99" w:defSemiHidden="0" w:defUnhideWhenUsed="0" w:defQFormat="0" w:count="376">
+  <w:latentStyles w:defLockedState="0" w:defUIPriority="99" w:defSemiHidden="0" w:defUnhideWhenUsed="0" w:defQFormat="0" w:count="371">
     <w:lsdException w:name="Normal" w:uiPriority="0" w:qFormat="1"/>
     <w:lsdException w:name="heading 1" w:uiPriority="9" w:qFormat="1"/>
     <w:lsdException w:name="heading 2" w:semiHidden="1" w:uiPriority="9" w:unhideWhenUsed="1" w:qFormat="1"/>
@@ -1401,11 +1548,6 @@
     <w:lsdException w:name="List Table 5 Dark Accent 6" w:uiPriority="50"/>
     <w:lsdException w:name="List Table 6 Colorful Accent 6" w:uiPriority="51"/>
     <w:lsdException w:name="List Table 7 Colorful Accent 6" w:uiPriority="52"/>
-    <w:lsdException w:name="Mention" w:semiHidden="1" w:unhideWhenUsed="1"/>
-    <w:lsdException w:name="Smart Hyperlink" w:semiHidden="1" w:unhideWhenUsed="1"/>
-    <w:lsdException w:name="Hashtag" w:semiHidden="1" w:unhideWhenUsed="1"/>
-    <w:lsdException w:name="Unresolved Mention" w:semiHidden="1" w:unhideWhenUsed="1"/>
-    <w:lsdException w:name="Smart Link" w:semiHidden="1" w:unhideWhenUsed="1"/>
   </w:latentStyles>
   <w:style w:type="paragraph" w:default="1" w:styleId="Normal">
     <w:name w:val="Normal"/>

--- a/Modelos_documentos/oficio_contrato.docx
+++ b/Modelos_documentos/oficio_contrato.docx
@@ -8,6 +8,7 @@
         <w:ind w:left="0"/>
         <w:rPr>
           <w:rFonts w:ascii="Garamond" w:hAnsi="Garamond"/>
+          <w:spacing w:val="-2"/>
           <w:sz w:val="24"/>
           <w:szCs w:val="24"/>
         </w:rPr>
@@ -78,6 +79,81 @@
           <w:szCs w:val="24"/>
         </w:rPr>
         <w:t>FLCH/UNMSM</w:t>
+      </w:r>
+    </w:p>
+    <w:p>
+      <w:pPr>
+        <w:pStyle w:val="Ttulo"/>
+        <w:ind w:left="0"/>
+        <w:rPr>
+          <w:rFonts w:ascii="Garamond" w:hAnsi="Garamond"/>
+          <w:b w:val="0"/>
+          <w:sz w:val="24"/>
+          <w:szCs w:val="24"/>
+        </w:rPr>
+      </w:pPr>
+      <w:r>
+        <w:rPr>
+          <w:rFonts w:ascii="Garamond" w:hAnsi="Garamond"/>
+          <w:b w:val="0"/>
+          <w:spacing w:val="-2"/>
+          <w:sz w:val="24"/>
+          <w:szCs w:val="24"/>
+        </w:rPr>
+        <w:t xml:space="preserve">Lima, </w:t>
+      </w:r>
+      <w:r>
+        <w:rPr>
+          <w:rFonts w:ascii="Garamond" w:hAnsi="Garamond"/>
+          <w:b w:val="0"/>
+          <w:spacing w:val="-2"/>
+          <w:sz w:val="24"/>
+          <w:szCs w:val="24"/>
+        </w:rPr>
+        <w:fldChar w:fldCharType="begin"/>
+      </w:r>
+      <w:r>
+        <w:rPr>
+          <w:rFonts w:ascii="Garamond" w:hAnsi="Garamond"/>
+          <w:b w:val="0"/>
+          <w:spacing w:val="-2"/>
+          <w:sz w:val="24"/>
+          <w:szCs w:val="24"/>
+          <w:lang w:val="es-PE"/>
+        </w:rPr>
+        <w:instrText xml:space="preserve"> TIME \@ "d 'de' MMMM 'de' yyyy" </w:instrText>
+      </w:r>
+      <w:r>
+        <w:rPr>
+          <w:rFonts w:ascii="Garamond" w:hAnsi="Garamond"/>
+          <w:b w:val="0"/>
+          <w:spacing w:val="-2"/>
+          <w:sz w:val="24"/>
+          <w:szCs w:val="24"/>
+        </w:rPr>
+        <w:fldChar w:fldCharType="separate"/>
+      </w:r>
+      <w:r>
+        <w:rPr>
+          <w:rFonts w:ascii="Garamond" w:hAnsi="Garamond"/>
+          <w:b w:val="0"/>
+          <w:noProof/>
+          <w:spacing w:val="-2"/>
+          <w:sz w:val="24"/>
+          <w:szCs w:val="24"/>
+          <w:lang w:val="es-PE"/>
+        </w:rPr>
+        <w:t>13 de Noviembre de 2025</w:t>
+      </w:r>
+      <w:r>
+        <w:rPr>
+          <w:rFonts w:ascii="Garamond" w:hAnsi="Garamond"/>
+          <w:b w:val="0"/>
+          <w:spacing w:val="-2"/>
+          <w:sz w:val="24"/>
+          <w:szCs w:val="24"/>
+        </w:rPr>
+        <w:fldChar w:fldCharType="end"/>
       </w:r>
     </w:p>
     <w:p>
@@ -317,6 +393,8 @@
         </w:rPr>
         <w:t xml:space="preserve"> </w:t>
       </w:r>
+      <w:bookmarkStart w:id="0" w:name="_GoBack"/>
+      <w:bookmarkEnd w:id="0"/>
       <w:r>
         <w:rPr>
           <w:rFonts w:ascii="Garamond" w:hAnsi="Garamond"/>
@@ -675,15 +753,13 @@
         <w:jc w:val="center"/>
         <w:rPr>
           <w:rFonts w:ascii="Garamond" w:hAnsi="Garamond"/>
-          <w:szCs w:val="22"/>
-        </w:rPr>
-      </w:pPr>
-      <w:r>
-        <w:rPr>
-          <w:rFonts w:ascii="Garamond" w:hAnsi="Garamond"/>
-          <w:szCs w:val="22"/>
-        </w:rPr>
-        <w:t>Director de la Dirección Académica</w:t>
+        </w:rPr>
+      </w:pPr>
+      <w:r>
+        <w:rPr>
+          <w:rFonts w:ascii="Garamond" w:hAnsi="Garamond"/>
+        </w:rPr>
+        <w:t>Director de la Dirección Ejecutiva</w:t>
       </w:r>
     </w:p>
     <w:p>
@@ -712,8 +788,6 @@
           <w:rFonts w:ascii="Garamond" w:hAnsi="Garamond"/>
         </w:rPr>
       </w:pPr>
-      <w:bookmarkStart w:id="0" w:name="_GoBack"/>
-      <w:bookmarkEnd w:id="0"/>
     </w:p>
     <w:sectPr>
       <w:headerReference w:type="default" r:id="rId6"/>

--- a/Modelos_documentos/oficio_contrato.docx
+++ b/Modelos_documentos/oficio_contrato.docx
@@ -143,7 +143,7 @@
           <w:szCs w:val="24"/>
           <w:lang w:val="es-PE"/>
         </w:rPr>
-        <w:t>13 de Noviembre de 2025</w:t>
+        <w:t>6 de Febrero de 2026</w:t>
       </w:r>
       <w:r>
         <w:rPr>
@@ -189,45 +189,7 @@
           <w:sz w:val="24"/>
           <w:szCs w:val="24"/>
         </w:rPr>
-        <w:t>Alicia</w:t>
-      </w:r>
-      <w:r>
-        <w:rPr>
-          <w:rFonts w:ascii="Garamond" w:hAnsi="Garamond"/>
-          <w:b/>
-          <w:spacing w:val="-15"/>
-          <w:sz w:val="24"/>
-          <w:szCs w:val="24"/>
-        </w:rPr>
-        <w:t xml:space="preserve"> </w:t>
-      </w:r>
-      <w:r>
-        <w:rPr>
-          <w:rFonts w:ascii="Garamond" w:hAnsi="Garamond"/>
-          <w:b/>
-          <w:sz w:val="24"/>
-          <w:szCs w:val="24"/>
-        </w:rPr>
-        <w:t>Pacheco</w:t>
-      </w:r>
-      <w:r>
-        <w:rPr>
-          <w:rFonts w:ascii="Garamond" w:hAnsi="Garamond"/>
-          <w:b/>
-          <w:spacing w:val="-15"/>
-          <w:sz w:val="24"/>
-          <w:szCs w:val="24"/>
-        </w:rPr>
-        <w:t xml:space="preserve"> </w:t>
-      </w:r>
-      <w:r>
-        <w:rPr>
-          <w:rFonts w:ascii="Garamond" w:hAnsi="Garamond"/>
-          <w:b/>
-          <w:sz w:val="24"/>
-          <w:szCs w:val="24"/>
-        </w:rPr>
-        <w:t>Morales</w:t>
+        <w:t>Armando Cadenillas López</w:t>
       </w:r>
     </w:p>
     <w:p>
@@ -245,7 +207,7 @@
           <w:sz w:val="24"/>
           <w:szCs w:val="24"/>
         </w:rPr>
-        <w:t>Directora administrativa</w:t>
+        <w:t>Director administrativo</w:t>
       </w:r>
     </w:p>
     <w:p>
@@ -393,8 +355,6 @@
         </w:rPr>
         <w:t xml:space="preserve"> </w:t>
       </w:r>
-      <w:bookmarkStart w:id="0" w:name="_GoBack"/>
-      <w:bookmarkEnd w:id="0"/>
       <w:r>
         <w:rPr>
           <w:rFonts w:ascii="Garamond" w:hAnsi="Garamond"/>
@@ -759,19 +719,8 @@
         <w:rPr>
           <w:rFonts w:ascii="Garamond" w:hAnsi="Garamond"/>
         </w:rPr>
-        <w:t>Director de la Dirección Ejecutiva</w:t>
-      </w:r>
-    </w:p>
-    <w:p>
-      <w:pPr>
-        <w:pStyle w:val="Textoindependiente"/>
-        <w:spacing w:line="276" w:lineRule="auto"/>
-        <w:jc w:val="center"/>
-        <w:rPr>
-          <w:rFonts w:ascii="Garamond" w:hAnsi="Garamond"/>
-          <w:szCs w:val="22"/>
-        </w:rPr>
-      </w:pPr>
+        <w:t xml:space="preserve">Director Ejecutivo del </w:t>
+      </w:r>
       <w:r>
         <w:rPr>
           <w:rFonts w:ascii="Garamond" w:hAnsi="Garamond"/>
@@ -788,6 +737,8 @@
           <w:rFonts w:ascii="Garamond" w:hAnsi="Garamond"/>
         </w:rPr>
       </w:pPr>
+      <w:bookmarkStart w:id="0" w:name="_GoBack"/>
+      <w:bookmarkEnd w:id="0"/>
     </w:p>
     <w:sectPr>
       <w:headerReference w:type="default" r:id="rId6"/>

--- a/Modelos_documentos/oficio_contrato.docx
+++ b/Modelos_documentos/oficio_contrato.docx
@@ -1,6 +1,6 @@
 
 <file path=word/document.xml><?xml version="1.0" encoding="utf-8"?>
-<w:document xmlns:wpc="http://schemas.microsoft.com/office/word/2010/wordprocessingCanvas" xmlns:cx="http://schemas.microsoft.com/office/drawing/2014/chartex" xmlns:mc="http://schemas.openxmlformats.org/markup-compatibility/2006" xmlns:o="urn:schemas-microsoft-com:office:office" xmlns:r="http://schemas.openxmlformats.org/officeDocument/2006/relationships" xmlns:m="http://schemas.openxmlformats.org/officeDocument/2006/math" xmlns:v="urn:schemas-microsoft-com:vml" xmlns:wp14="http://schemas.microsoft.com/office/word/2010/wordprocessingDrawing" xmlns:wp="http://schemas.openxmlformats.org/drawingml/2006/wordprocessingDrawing" xmlns:w10="urn:schemas-microsoft-com:office:word" xmlns:w="http://schemas.openxmlformats.org/wordprocessingml/2006/main" xmlns:w14="http://schemas.microsoft.com/office/word/2010/wordml" xmlns:w15="http://schemas.microsoft.com/office/word/2012/wordml" xmlns:w16se="http://schemas.microsoft.com/office/word/2015/wordml/symex" xmlns:wpg="http://schemas.microsoft.com/office/word/2010/wordprocessingGroup" xmlns:wpi="http://schemas.microsoft.com/office/word/2010/wordprocessingInk" xmlns:wne="http://schemas.microsoft.com/office/word/2006/wordml" xmlns:wps="http://schemas.microsoft.com/office/word/2010/wordprocessingShape" mc:Ignorable="w14 w15 w16se wp14">
+<w:document xmlns:wpc="http://schemas.microsoft.com/office/word/2010/wordprocessingCanvas" xmlns:cx="http://schemas.microsoft.com/office/drawing/2014/chartex" xmlns:cx1="http://schemas.microsoft.com/office/drawing/2015/9/8/chartex" xmlns:cx2="http://schemas.microsoft.com/office/drawing/2015/10/21/chartex" xmlns:cx3="http://schemas.microsoft.com/office/drawing/2016/5/9/chartex" xmlns:cx4="http://schemas.microsoft.com/office/drawing/2016/5/10/chartex" xmlns:cx5="http://schemas.microsoft.com/office/drawing/2016/5/11/chartex" xmlns:cx6="http://schemas.microsoft.com/office/drawing/2016/5/12/chartex" xmlns:cx7="http://schemas.microsoft.com/office/drawing/2016/5/13/chartex" xmlns:cx8="http://schemas.microsoft.com/office/drawing/2016/5/14/chartex" xmlns:mc="http://schemas.openxmlformats.org/markup-compatibility/2006" xmlns:aink="http://schemas.microsoft.com/office/drawing/2016/ink" xmlns:am3d="http://schemas.microsoft.com/office/drawing/2017/model3d" xmlns:o="urn:schemas-microsoft-com:office:office" xmlns:oel="http://schemas.microsoft.com/office/2019/extlst" xmlns:r="http://schemas.openxmlformats.org/officeDocument/2006/relationships" xmlns:m="http://schemas.openxmlformats.org/officeDocument/2006/math" xmlns:v="urn:schemas-microsoft-com:vml" xmlns:wp14="http://schemas.microsoft.com/office/word/2010/wordprocessingDrawing" xmlns:wp="http://schemas.openxmlformats.org/drawingml/2006/wordprocessingDrawing" xmlns:w10="urn:schemas-microsoft-com:office:word" xmlns:w="http://schemas.openxmlformats.org/wordprocessingml/2006/main" xmlns:w14="http://schemas.microsoft.com/office/word/2010/wordml" xmlns:w15="http://schemas.microsoft.com/office/word/2012/wordml" xmlns:w16cex="http://schemas.microsoft.com/office/word/2018/wordml/cex" xmlns:w16cid="http://schemas.microsoft.com/office/word/2016/wordml/cid" xmlns:w16="http://schemas.microsoft.com/office/word/2018/wordml" xmlns:w16du="http://schemas.microsoft.com/office/word/2023/wordml/word16du" xmlns:w16sdtdh="http://schemas.microsoft.com/office/word/2020/wordml/sdtdatahash" xmlns:w16sdtfl="http://schemas.microsoft.com/office/word/2024/wordml/sdtformatlock" xmlns:w16se="http://schemas.microsoft.com/office/word/2015/wordml/symex" xmlns:wpg="http://schemas.microsoft.com/office/word/2010/wordprocessingGroup" xmlns:wpi="http://schemas.microsoft.com/office/word/2010/wordprocessingInk" xmlns:wne="http://schemas.microsoft.com/office/word/2006/wordml" xmlns:wps="http://schemas.microsoft.com/office/word/2010/wordprocessingShape" mc:Ignorable="w14 w15 w16se w16cid w16 w16cex w16sdtdh w16sdtfl w16du wp14">
   <w:body>
     <w:p>
       <w:pPr>
@@ -143,7 +143,7 @@
           <w:szCs w:val="24"/>
           <w:lang w:val="es-PE"/>
         </w:rPr>
-        <w:t>6 de Febrero de 2026</w:t>
+        <w:t>27 de Febrero de 2026</w:t>
       </w:r>
       <w:r>
         <w:rPr>
@@ -478,63 +478,38 @@
           <w:rFonts w:ascii="Garamond" w:eastAsia="Arial MT" w:hAnsi="Garamond" w:cs="Arial"/>
           <w:spacing w:val="1"/>
         </w:rPr>
-        <w:t xml:space="preserve"> </w:t>
-      </w:r>
-      <w:proofErr w:type="spellStart"/>
+        <w:t xml:space="preserve"> descripcion</w:t>
+      </w:r>
       <w:r>
         <w:rPr>
           <w:rFonts w:ascii="Garamond" w:eastAsia="Arial MT" w:hAnsi="Garamond" w:cs="Arial"/>
           <w:spacing w:val="1"/>
         </w:rPr>
-        <w:t>descripcion</w:t>
-      </w:r>
-      <w:proofErr w:type="spellEnd"/>
+        <w:t xml:space="preserve">, para el Centro de Idiomas de la Facultad de Letras, cuyo monto del servicio es </w:t>
+      </w:r>
+      <w:proofErr w:type="spellStart"/>
       <w:r>
         <w:rPr>
           <w:rFonts w:ascii="Garamond" w:eastAsia="Arial MT" w:hAnsi="Garamond" w:cs="Arial"/>
           <w:spacing w:val="1"/>
         </w:rPr>
-        <w:t xml:space="preserve">, para el Centro de Idiomas de la Facultad de Letras, cuyo monto del servicio es </w:t>
-      </w:r>
-      <w:proofErr w:type="spellStart"/>
+        <w:t>monto_subtotal</w:t>
+      </w:r>
+      <w:proofErr w:type="spellEnd"/>
       <w:r>
         <w:rPr>
           <w:rFonts w:ascii="Garamond" w:eastAsia="Arial MT" w:hAnsi="Garamond" w:cs="Arial"/>
           <w:spacing w:val="1"/>
         </w:rPr>
-        <w:t>monto_subtotal</w:t>
-      </w:r>
-      <w:proofErr w:type="spellEnd"/>
+        <w:t xml:space="preserve">, monto por hora: </w:t>
+      </w:r>
+      <w:proofErr w:type="spellStart"/>
       <w:r>
         <w:rPr>
           <w:rFonts w:ascii="Garamond" w:eastAsia="Arial MT" w:hAnsi="Garamond" w:cs="Arial"/>
           <w:spacing w:val="1"/>
         </w:rPr>
-        <w:t xml:space="preserve">, monto por hora: </w:t>
-      </w:r>
-      <w:proofErr w:type="spellStart"/>
-      <w:r>
-        <w:rPr>
-          <w:rFonts w:ascii="Garamond" w:eastAsia="Arial MT" w:hAnsi="Garamond" w:cs="Arial"/>
-          <w:spacing w:val="1"/>
-        </w:rPr>
         <w:t>categoria</w:t>
-      </w:r>
-      <w:proofErr w:type="spellEnd"/>
-      <w:r>
-        <w:rPr>
-          <w:rFonts w:ascii="Garamond" w:eastAsia="Arial MT" w:hAnsi="Garamond" w:cs="Arial"/>
-          <w:spacing w:val="1"/>
-        </w:rPr>
-        <w:t xml:space="preserve">, bajo la modalidad </w:t>
-      </w:r>
-      <w:proofErr w:type="spellStart"/>
-      <w:r>
-        <w:rPr>
-          <w:rFonts w:ascii="Garamond" w:eastAsia="Arial MT" w:hAnsi="Garamond" w:cs="Arial"/>
-          <w:spacing w:val="1"/>
-        </w:rPr>
-        <w:t>modalidad_servicio</w:t>
       </w:r>
       <w:proofErr w:type="spellEnd"/>
       <w:r>
@@ -657,54 +632,8 @@
           <w:b/>
           <w:szCs w:val="22"/>
         </w:rPr>
-        <w:t xml:space="preserve">Dr. Guillaume </w:t>
-      </w:r>
-      <w:proofErr w:type="spellStart"/>
-      <w:r>
-        <w:rPr>
-          <w:rFonts w:ascii="Garamond" w:hAnsi="Garamond"/>
-          <w:b/>
-          <w:szCs w:val="22"/>
-        </w:rPr>
-        <w:t>Yannick</w:t>
-      </w:r>
-      <w:proofErr w:type="spellEnd"/>
-      <w:r>
-        <w:rPr>
-          <w:rFonts w:ascii="Garamond" w:hAnsi="Garamond"/>
-          <w:b/>
-          <w:szCs w:val="22"/>
-        </w:rPr>
-        <w:t xml:space="preserve"> </w:t>
-      </w:r>
-      <w:proofErr w:type="spellStart"/>
-      <w:r>
-        <w:rPr>
-          <w:rFonts w:ascii="Garamond" w:hAnsi="Garamond"/>
-          <w:b/>
-          <w:szCs w:val="22"/>
-        </w:rPr>
-        <w:t>Serge</w:t>
-      </w:r>
-      <w:proofErr w:type="spellEnd"/>
-      <w:r>
-        <w:rPr>
-          <w:rFonts w:ascii="Garamond" w:hAnsi="Garamond"/>
-          <w:b/>
-          <w:szCs w:val="22"/>
-        </w:rPr>
-        <w:t xml:space="preserve"> </w:t>
-      </w:r>
-      <w:proofErr w:type="spellStart"/>
-      <w:r>
-        <w:rPr>
-          <w:rFonts w:ascii="Garamond" w:hAnsi="Garamond"/>
-          <w:b/>
-          <w:szCs w:val="22"/>
-        </w:rPr>
-        <w:t>Oisel</w:t>
-      </w:r>
-      <w:proofErr w:type="spellEnd"/>
+        <w:t>Dr. Guillaume Yannick Serge Oisel</w:t>
+      </w:r>
     </w:p>
     <w:p>
       <w:pPr>
@@ -737,8 +666,6 @@
           <w:rFonts w:ascii="Garamond" w:hAnsi="Garamond"/>
         </w:rPr>
       </w:pPr>
-      <w:bookmarkStart w:id="0" w:name="_GoBack"/>
-      <w:bookmarkEnd w:id="0"/>
     </w:p>
     <w:sectPr>
       <w:headerReference w:type="default" r:id="rId6"/>
@@ -753,7 +680,7 @@
 </file>
 
 <file path=word/endnotes.xml><?xml version="1.0" encoding="utf-8"?>
-<w:endnotes xmlns:wpc="http://schemas.microsoft.com/office/word/2010/wordprocessingCanvas" xmlns:cx="http://schemas.microsoft.com/office/drawing/2014/chartex" xmlns:mc="http://schemas.openxmlformats.org/markup-compatibility/2006" xmlns:o="urn:schemas-microsoft-com:office:office" xmlns:r="http://schemas.openxmlformats.org/officeDocument/2006/relationships" xmlns:m="http://schemas.openxmlformats.org/officeDocument/2006/math" xmlns:v="urn:schemas-microsoft-com:vml" xmlns:wp14="http://schemas.microsoft.com/office/word/2010/wordprocessingDrawing" xmlns:wp="http://schemas.openxmlformats.org/drawingml/2006/wordprocessingDrawing" xmlns:w10="urn:schemas-microsoft-com:office:word" xmlns:w="http://schemas.openxmlformats.org/wordprocessingml/2006/main" xmlns:w14="http://schemas.microsoft.com/office/word/2010/wordml" xmlns:w15="http://schemas.microsoft.com/office/word/2012/wordml" xmlns:w16se="http://schemas.microsoft.com/office/word/2015/wordml/symex" xmlns:wpg="http://schemas.microsoft.com/office/word/2010/wordprocessingGroup" xmlns:wpi="http://schemas.microsoft.com/office/word/2010/wordprocessingInk" xmlns:wne="http://schemas.microsoft.com/office/word/2006/wordml" xmlns:wps="http://schemas.microsoft.com/office/word/2010/wordprocessingShape" mc:Ignorable="w14 w15 w16se wp14">
+<w:endnotes xmlns:wpc="http://schemas.microsoft.com/office/word/2010/wordprocessingCanvas" xmlns:cx="http://schemas.microsoft.com/office/drawing/2014/chartex" xmlns:cx1="http://schemas.microsoft.com/office/drawing/2015/9/8/chartex" xmlns:cx2="http://schemas.microsoft.com/office/drawing/2015/10/21/chartex" xmlns:cx3="http://schemas.microsoft.com/office/drawing/2016/5/9/chartex" xmlns:cx4="http://schemas.microsoft.com/office/drawing/2016/5/10/chartex" xmlns:cx5="http://schemas.microsoft.com/office/drawing/2016/5/11/chartex" xmlns:cx6="http://schemas.microsoft.com/office/drawing/2016/5/12/chartex" xmlns:cx7="http://schemas.microsoft.com/office/drawing/2016/5/13/chartex" xmlns:cx8="http://schemas.microsoft.com/office/drawing/2016/5/14/chartex" xmlns:mc="http://schemas.openxmlformats.org/markup-compatibility/2006" xmlns:aink="http://schemas.microsoft.com/office/drawing/2016/ink" xmlns:am3d="http://schemas.microsoft.com/office/drawing/2017/model3d" xmlns:o="urn:schemas-microsoft-com:office:office" xmlns:oel="http://schemas.microsoft.com/office/2019/extlst" xmlns:r="http://schemas.openxmlformats.org/officeDocument/2006/relationships" xmlns:m="http://schemas.openxmlformats.org/officeDocument/2006/math" xmlns:v="urn:schemas-microsoft-com:vml" xmlns:wp14="http://schemas.microsoft.com/office/word/2010/wordprocessingDrawing" xmlns:wp="http://schemas.openxmlformats.org/drawingml/2006/wordprocessingDrawing" xmlns:w10="urn:schemas-microsoft-com:office:word" xmlns:w="http://schemas.openxmlformats.org/wordprocessingml/2006/main" xmlns:w14="http://schemas.microsoft.com/office/word/2010/wordml" xmlns:w15="http://schemas.microsoft.com/office/word/2012/wordml" xmlns:w16cex="http://schemas.microsoft.com/office/word/2018/wordml/cex" xmlns:w16cid="http://schemas.microsoft.com/office/word/2016/wordml/cid" xmlns:w16="http://schemas.microsoft.com/office/word/2018/wordml" xmlns:w16du="http://schemas.microsoft.com/office/word/2023/wordml/word16du" xmlns:w16sdtdh="http://schemas.microsoft.com/office/word/2020/wordml/sdtdatahash" xmlns:w16sdtfl="http://schemas.microsoft.com/office/word/2024/wordml/sdtformatlock" xmlns:w16se="http://schemas.microsoft.com/office/word/2015/wordml/symex" xmlns:wpg="http://schemas.microsoft.com/office/word/2010/wordprocessingGroup" xmlns:wpi="http://schemas.microsoft.com/office/word/2010/wordprocessingInk" xmlns:wne="http://schemas.microsoft.com/office/word/2006/wordml" xmlns:wps="http://schemas.microsoft.com/office/word/2010/wordprocessingShape" mc:Ignorable="w14 w15 w16se w16cid w16 w16cex w16sdtdh w16sdtfl w16du wp14">
   <w:endnote w:type="separator" w:id="-1">
     <w:p>
       <w:r>
@@ -772,7 +699,7 @@
 </file>
 
 <file path=word/footnotes.xml><?xml version="1.0" encoding="utf-8"?>
-<w:footnotes xmlns:wpc="http://schemas.microsoft.com/office/word/2010/wordprocessingCanvas" xmlns:cx="http://schemas.microsoft.com/office/drawing/2014/chartex" xmlns:mc="http://schemas.openxmlformats.org/markup-compatibility/2006" xmlns:o="urn:schemas-microsoft-com:office:office" xmlns:r="http://schemas.openxmlformats.org/officeDocument/2006/relationships" xmlns:m="http://schemas.openxmlformats.org/officeDocument/2006/math" xmlns:v="urn:schemas-microsoft-com:vml" xmlns:wp14="http://schemas.microsoft.com/office/word/2010/wordprocessingDrawing" xmlns:wp="http://schemas.openxmlformats.org/drawingml/2006/wordprocessingDrawing" xmlns:w10="urn:schemas-microsoft-com:office:word" xmlns:w="http://schemas.openxmlformats.org/wordprocessingml/2006/main" xmlns:w14="http://schemas.microsoft.com/office/word/2010/wordml" xmlns:w15="http://schemas.microsoft.com/office/word/2012/wordml" xmlns:w16se="http://schemas.microsoft.com/office/word/2015/wordml/symex" xmlns:wpg="http://schemas.microsoft.com/office/word/2010/wordprocessingGroup" xmlns:wpi="http://schemas.microsoft.com/office/word/2010/wordprocessingInk" xmlns:wne="http://schemas.microsoft.com/office/word/2006/wordml" xmlns:wps="http://schemas.microsoft.com/office/word/2010/wordprocessingShape" mc:Ignorable="w14 w15 w16se wp14">
+<w:footnotes xmlns:wpc="http://schemas.microsoft.com/office/word/2010/wordprocessingCanvas" xmlns:cx="http://schemas.microsoft.com/office/drawing/2014/chartex" xmlns:cx1="http://schemas.microsoft.com/office/drawing/2015/9/8/chartex" xmlns:cx2="http://schemas.microsoft.com/office/drawing/2015/10/21/chartex" xmlns:cx3="http://schemas.microsoft.com/office/drawing/2016/5/9/chartex" xmlns:cx4="http://schemas.microsoft.com/office/drawing/2016/5/10/chartex" xmlns:cx5="http://schemas.microsoft.com/office/drawing/2016/5/11/chartex" xmlns:cx6="http://schemas.microsoft.com/office/drawing/2016/5/12/chartex" xmlns:cx7="http://schemas.microsoft.com/office/drawing/2016/5/13/chartex" xmlns:cx8="http://schemas.microsoft.com/office/drawing/2016/5/14/chartex" xmlns:mc="http://schemas.openxmlformats.org/markup-compatibility/2006" xmlns:aink="http://schemas.microsoft.com/office/drawing/2016/ink" xmlns:am3d="http://schemas.microsoft.com/office/drawing/2017/model3d" xmlns:o="urn:schemas-microsoft-com:office:office" xmlns:oel="http://schemas.microsoft.com/office/2019/extlst" xmlns:r="http://schemas.openxmlformats.org/officeDocument/2006/relationships" xmlns:m="http://schemas.openxmlformats.org/officeDocument/2006/math" xmlns:v="urn:schemas-microsoft-com:vml" xmlns:wp14="http://schemas.microsoft.com/office/word/2010/wordprocessingDrawing" xmlns:wp="http://schemas.openxmlformats.org/drawingml/2006/wordprocessingDrawing" xmlns:w10="urn:schemas-microsoft-com:office:word" xmlns:w="http://schemas.openxmlformats.org/wordprocessingml/2006/main" xmlns:w14="http://schemas.microsoft.com/office/word/2010/wordml" xmlns:w15="http://schemas.microsoft.com/office/word/2012/wordml" xmlns:w16cex="http://schemas.microsoft.com/office/word/2018/wordml/cex" xmlns:w16cid="http://schemas.microsoft.com/office/word/2016/wordml/cid" xmlns:w16="http://schemas.microsoft.com/office/word/2018/wordml" xmlns:w16du="http://schemas.microsoft.com/office/word/2023/wordml/word16du" xmlns:w16sdtdh="http://schemas.microsoft.com/office/word/2020/wordml/sdtdatahash" xmlns:w16sdtfl="http://schemas.microsoft.com/office/word/2024/wordml/sdtformatlock" xmlns:w16se="http://schemas.microsoft.com/office/word/2015/wordml/symex" xmlns:wpg="http://schemas.microsoft.com/office/word/2010/wordprocessingGroup" xmlns:wpi="http://schemas.microsoft.com/office/word/2010/wordprocessingInk" xmlns:wne="http://schemas.microsoft.com/office/word/2006/wordml" xmlns:wps="http://schemas.microsoft.com/office/word/2010/wordprocessingShape" mc:Ignorable="w14 w15 w16se w16cid w16 w16cex w16sdtdh w16sdtfl w16du wp14">
   <w:footnote w:type="separator" w:id="-1">
     <w:p>
       <w:r>
@@ -791,7 +718,7 @@
 </file>
 
 <file path=word/header1.xml><?xml version="1.0" encoding="utf-8"?>
-<w:hdr xmlns:wpc="http://schemas.microsoft.com/office/word/2010/wordprocessingCanvas" xmlns:cx="http://schemas.microsoft.com/office/drawing/2014/chartex" xmlns:mc="http://schemas.openxmlformats.org/markup-compatibility/2006" xmlns:o="urn:schemas-microsoft-com:office:office" xmlns:r="http://schemas.openxmlformats.org/officeDocument/2006/relationships" xmlns:m="http://schemas.openxmlformats.org/officeDocument/2006/math" xmlns:v="urn:schemas-microsoft-com:vml" xmlns:wp14="http://schemas.microsoft.com/office/word/2010/wordprocessingDrawing" xmlns:wp="http://schemas.openxmlformats.org/drawingml/2006/wordprocessingDrawing" xmlns:w10="urn:schemas-microsoft-com:office:word" xmlns:w="http://schemas.openxmlformats.org/wordprocessingml/2006/main" xmlns:w14="http://schemas.microsoft.com/office/word/2010/wordml" xmlns:w15="http://schemas.microsoft.com/office/word/2012/wordml" xmlns:w16se="http://schemas.microsoft.com/office/word/2015/wordml/symex" xmlns:wpg="http://schemas.microsoft.com/office/word/2010/wordprocessingGroup" xmlns:wpi="http://schemas.microsoft.com/office/word/2010/wordprocessingInk" xmlns:wne="http://schemas.microsoft.com/office/word/2006/wordml" xmlns:wps="http://schemas.microsoft.com/office/word/2010/wordprocessingShape" mc:Ignorable="w14 w15 w16se wp14">
+<w:hdr xmlns:wpc="http://schemas.microsoft.com/office/word/2010/wordprocessingCanvas" xmlns:cx="http://schemas.microsoft.com/office/drawing/2014/chartex" xmlns:cx1="http://schemas.microsoft.com/office/drawing/2015/9/8/chartex" xmlns:cx2="http://schemas.microsoft.com/office/drawing/2015/10/21/chartex" xmlns:cx3="http://schemas.microsoft.com/office/drawing/2016/5/9/chartex" xmlns:cx4="http://schemas.microsoft.com/office/drawing/2016/5/10/chartex" xmlns:cx5="http://schemas.microsoft.com/office/drawing/2016/5/11/chartex" xmlns:cx6="http://schemas.microsoft.com/office/drawing/2016/5/12/chartex" xmlns:cx7="http://schemas.microsoft.com/office/drawing/2016/5/13/chartex" xmlns:cx8="http://schemas.microsoft.com/office/drawing/2016/5/14/chartex" xmlns:mc="http://schemas.openxmlformats.org/markup-compatibility/2006" xmlns:aink="http://schemas.microsoft.com/office/drawing/2016/ink" xmlns:am3d="http://schemas.microsoft.com/office/drawing/2017/model3d" xmlns:o="urn:schemas-microsoft-com:office:office" xmlns:oel="http://schemas.microsoft.com/office/2019/extlst" xmlns:r="http://schemas.openxmlformats.org/officeDocument/2006/relationships" xmlns:m="http://schemas.openxmlformats.org/officeDocument/2006/math" xmlns:v="urn:schemas-microsoft-com:vml" xmlns:wp14="http://schemas.microsoft.com/office/word/2010/wordprocessingDrawing" xmlns:wp="http://schemas.openxmlformats.org/drawingml/2006/wordprocessingDrawing" xmlns:w10="urn:schemas-microsoft-com:office:word" xmlns:w="http://schemas.openxmlformats.org/wordprocessingml/2006/main" xmlns:w14="http://schemas.microsoft.com/office/word/2010/wordml" xmlns:w15="http://schemas.microsoft.com/office/word/2012/wordml" xmlns:w16cex="http://schemas.microsoft.com/office/word/2018/wordml/cex" xmlns:w16cid="http://schemas.microsoft.com/office/word/2016/wordml/cid" xmlns:w16="http://schemas.microsoft.com/office/word/2018/wordml" xmlns:w16du="http://schemas.microsoft.com/office/word/2023/wordml/word16du" xmlns:w16sdtdh="http://schemas.microsoft.com/office/word/2020/wordml/sdtdatahash" xmlns:w16sdtfl="http://schemas.microsoft.com/office/word/2024/wordml/sdtformatlock" xmlns:w16se="http://schemas.microsoft.com/office/word/2015/wordml/symex" xmlns:wpg="http://schemas.microsoft.com/office/word/2010/wordprocessingGroup" xmlns:wpi="http://schemas.microsoft.com/office/word/2010/wordprocessingInk" xmlns:wne="http://schemas.microsoft.com/office/word/2006/wordml" xmlns:wps="http://schemas.microsoft.com/office/word/2010/wordprocessingShape" mc:Ignorable="w14 w15 w16se w16cid w16 w16cex w16sdtdh w16sdtfl w16du wp14">
   <w:p>
     <w:pPr>
       <w:jc w:val="center"/>
@@ -1109,7 +1036,7 @@
 </file>
 
 <file path=word/styles.xml><?xml version="1.0" encoding="utf-8"?>
-<w:styles xmlns:mc="http://schemas.openxmlformats.org/markup-compatibility/2006" xmlns:r="http://schemas.openxmlformats.org/officeDocument/2006/relationships" xmlns:w="http://schemas.openxmlformats.org/wordprocessingml/2006/main" xmlns:w14="http://schemas.microsoft.com/office/word/2010/wordml" xmlns:w15="http://schemas.microsoft.com/office/word/2012/wordml" xmlns:w16se="http://schemas.microsoft.com/office/word/2015/wordml/symex" mc:Ignorable="w14 w15 w16se">
+<w:styles xmlns:mc="http://schemas.openxmlformats.org/markup-compatibility/2006" xmlns:r="http://schemas.openxmlformats.org/officeDocument/2006/relationships" xmlns:w="http://schemas.openxmlformats.org/wordprocessingml/2006/main" xmlns:w14="http://schemas.microsoft.com/office/word/2010/wordml" xmlns:w15="http://schemas.microsoft.com/office/word/2012/wordml" xmlns:w16cex="http://schemas.microsoft.com/office/word/2018/wordml/cex" xmlns:w16cid="http://schemas.microsoft.com/office/word/2016/wordml/cid" xmlns:w16="http://schemas.microsoft.com/office/word/2018/wordml" xmlns:w16du="http://schemas.microsoft.com/office/word/2023/wordml/word16du" xmlns:w16sdtdh="http://schemas.microsoft.com/office/word/2020/wordml/sdtdatahash" xmlns:w16sdtfl="http://schemas.microsoft.com/office/word/2024/wordml/sdtformatlock" xmlns:w16se="http://schemas.microsoft.com/office/word/2015/wordml/symex" mc:Ignorable="w14 w15 w16se w16cid w16 w16cex w16sdtdh w16sdtfl w16du">
   <w:docDefaults>
     <w:rPrDefault>
       <w:rPr>
@@ -1127,7 +1054,7 @@
       </w:pPr>
     </w:pPrDefault>
   </w:docDefaults>
-  <w:latentStyles w:defLockedState="0" w:defUIPriority="99" w:defSemiHidden="0" w:defUnhideWhenUsed="0" w:defQFormat="0" w:count="371">
+  <w:latentStyles w:defLockedState="0" w:defUIPriority="99" w:defSemiHidden="0" w:defUnhideWhenUsed="0" w:defQFormat="0" w:count="376">
     <w:lsdException w:name="Normal" w:uiPriority="0" w:qFormat="1"/>
     <w:lsdException w:name="heading 1" w:uiPriority="9" w:qFormat="1"/>
     <w:lsdException w:name="heading 2" w:semiHidden="1" w:uiPriority="9" w:unhideWhenUsed="1" w:qFormat="1"/>
@@ -1499,6 +1426,11 @@
     <w:lsdException w:name="List Table 5 Dark Accent 6" w:uiPriority="50"/>
     <w:lsdException w:name="List Table 6 Colorful Accent 6" w:uiPriority="51"/>
     <w:lsdException w:name="List Table 7 Colorful Accent 6" w:uiPriority="52"/>
+    <w:lsdException w:name="Mention" w:semiHidden="1" w:unhideWhenUsed="1"/>
+    <w:lsdException w:name="Smart Hyperlink" w:semiHidden="1" w:unhideWhenUsed="1"/>
+    <w:lsdException w:name="Hashtag" w:semiHidden="1" w:unhideWhenUsed="1"/>
+    <w:lsdException w:name="Unresolved Mention" w:semiHidden="1" w:unhideWhenUsed="1"/>
+    <w:lsdException w:name="Smart Link" w:semiHidden="1" w:unhideWhenUsed="1"/>
   </w:latentStyles>
   <w:style w:type="paragraph" w:default="1" w:styleId="Normal">
     <w:name w:val="Normal"/>
